--- a/arches_her/docx/Opt out Implications Letter.docx
+++ b/arches_her/docx/Opt out Implications Letter.docx
@@ -729,21 +729,10 @@
     </w:p>
     <w:p>
       <w:r>
-        <w:t>[Or</w:t>
-      </w:r>
-      <w:proofErr w:type="gramStart"/>
-      <w:r>
-        <w:t xml:space="preserve"> ..</w:t>
-      </w:r>
-      <w:proofErr w:type="gramEnd"/>
-      <w:r>
-        <w:t xml:space="preserve"> </w:t>
-      </w:r>
-      <w:r>
         <w:t>Even though this planning application is not located within an Archaeological Priority Area it is of a nature and of sufficient scale that its effect on heritage assets of archaeological interest should be assessed</w:t>
       </w:r>
       <w:r>
-        <w:t>].</w:t>
+        <w:t>.</w:t>
       </w:r>
     </w:p>
     <w:p>
@@ -939,21 +928,7 @@
         <w:rPr>
           <w:rFonts w:eastAsia="Arial"/>
         </w:rPr>
-        <w:t xml:space="preserve"> that heritage assets should be conserved in a manner appropriate to their significance, and that development proposals should </w:t>
-      </w:r>
-      <w:proofErr w:type="gramStart"/>
-      <w:r>
-        <w:rPr>
-          <w:rFonts w:eastAsia="Arial"/>
-        </w:rPr>
-        <w:t>take into account</w:t>
-      </w:r>
-      <w:proofErr w:type="gramEnd"/>
-      <w:r>
-        <w:rPr>
-          <w:rFonts w:eastAsia="Arial"/>
-        </w:rPr>
-        <w:t xml:space="preserve"> the positive contributions heritage assets can make to sustainable communities and to places.  </w:t>
+        <w:t xml:space="preserve"> that heritage assets should be conserved in a manner appropriate to their significance, and that development proposals should take into account the positive contributions heritage assets can make to sustainable communities and to places.  </w:t>
       </w:r>
       <w:r>
         <w:t xml:space="preserve"> </w:t>
@@ -978,15 +953,7 @@
         <w:t>London Plan Policy HC1</w:t>
       </w:r>
       <w:r>
-        <w:t xml:space="preserve"> days that development proposals should avoid harm and identify enhancement opportunities by integrating heritage considerations </w:t>
-      </w:r>
-      <w:proofErr w:type="gramStart"/>
-      <w:r>
-        <w:t>early on in the</w:t>
-      </w:r>
-      <w:proofErr w:type="gramEnd"/>
-      <w:r>
-        <w:t xml:space="preserve"> design process.</w:t>
+        <w:t xml:space="preserve"> days that development proposals should avoid harm and identify enhancement opportunities by integrating heritage considerations early on in the design process.</w:t>
       </w:r>
     </w:p>
     <w:p>
@@ -1009,15 +976,7 @@
         <w:t xml:space="preserve">Policy HE10 of the NPPF says that </w:t>
       </w:r>
       <w:r>
-        <w:t xml:space="preserve">heritage assets with archaeological interest should be preserved in situ where feasible. Where an asset cannot be preserved or managed on-site, appropriate provision should be made for the investigation, understanding, recording, dissemination and archiving of that asset, which should be undertaken by </w:t>
-      </w:r>
-      <w:proofErr w:type="gramStart"/>
-      <w:r>
-        <w:t>suitably-qualified</w:t>
-      </w:r>
-      <w:proofErr w:type="gramEnd"/>
-      <w:r>
-        <w:t xml:space="preserve"> individuals or organisations</w:t>
+        <w:t>heritage assets with archaeological interest should be preserved in situ where feasible. Where an asset cannot be preserved or managed on-site, appropriate provision should be made for the investigation, understanding, recording, dissemination and archiving of that asset, which should be undertaken by suitably-qualified individuals or organisations</w:t>
       </w:r>
       <w:r>
         <w:t xml:space="preserve">.  </w:t>
@@ -1299,7 +1258,7 @@
             </wp:anchor>
           </w:drawing>
         </mc:Choice>
-        <mc:Fallback xmlns:a="http://schemas.openxmlformats.org/drawingml/2006/main" xmlns:arto="http://schemas.microsoft.com/office/word/2006/arto">
+        <mc:Fallback xmlns:arto="http://schemas.microsoft.com/office/word/2006/arto" xmlns:a="http://schemas.openxmlformats.org/drawingml/2006/main">
           <w:pict>
             <v:shapetype id="_x0000_t32" coordsize="21600,21600" o:oned="t" filled="f" o:spt="32" path="m,l21600,21600e" w14:anchorId="2CBF1BFB">
               <v:path fillok="f" arrowok="t" o:connecttype="none"/>
@@ -1364,7 +1323,7 @@
             </wp:anchor>
           </w:drawing>
         </mc:Choice>
-        <mc:Fallback xmlns:a="http://schemas.openxmlformats.org/drawingml/2006/main" xmlns:arto="http://schemas.microsoft.com/office/word/2006/arto">
+        <mc:Fallback xmlns:arto="http://schemas.microsoft.com/office/word/2006/arto" xmlns:a="http://schemas.openxmlformats.org/drawingml/2006/main">
           <w:pict>
             <v:shape id="Straight Connector 2" style="position:absolute;margin-left:1.6pt;margin-top:.5pt;width:0;height:0;z-index:251661312;visibility:visible;mso-wrap-style:square;mso-wrap-distance-left:9pt;mso-wrap-distance-top:0;mso-wrap-distance-right:9pt;mso-wrap-distance-bottom:0;mso-position-horizontal:absolute;mso-position-horizontal-relative:margin;mso-position-vertical:absolute;mso-position-vertical-relative:text" o:spid="_x0000_s1026" strokeweight=".08811mm" type="#_x0000_t32" o:gfxdata="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" w14:anchorId="613E3343">
               <v:stroke joinstyle="miter"/>
@@ -1387,27 +1346,7 @@
         <w:sz w:val="16"/>
         <w:szCs w:val="16"/>
       </w:rPr>
-      <w:t xml:space="preserve">Historic England, 4th Floor, Cannon Bridge House, 25 </w:t>
-    </w:r>
-    <w:proofErr w:type="spellStart"/>
-    <w:r>
-      <w:rPr>
-        <w:b/>
-        <w:bCs/>
-        <w:sz w:val="16"/>
-        <w:szCs w:val="16"/>
-      </w:rPr>
-      <w:t>Dowgate</w:t>
-    </w:r>
-    <w:proofErr w:type="spellEnd"/>
-    <w:r>
-      <w:rPr>
-        <w:b/>
-        <w:bCs/>
-        <w:sz w:val="16"/>
-        <w:szCs w:val="16"/>
-      </w:rPr>
-      <w:t xml:space="preserve"> Hill, London EC4R 2YA</w:t>
+      <w:t>Historic England, 4th Floor, Cannon Bridge House, 25 Dowgate Hill, London EC4R 2YA</w:t>
     </w:r>
     <w:r>
       <w:rPr>
@@ -1423,23 +1362,7 @@
         <w:sz w:val="16"/>
         <w:szCs w:val="16"/>
       </w:rPr>
-      <w:t xml:space="preserve">Telephone 020 7973 </w:t>
-    </w:r>
-    <w:proofErr w:type="gramStart"/>
-    <w:r>
-      <w:rPr>
-        <w:sz w:val="16"/>
-        <w:szCs w:val="16"/>
-      </w:rPr>
-      <w:t>3700  |</w:t>
-    </w:r>
-    <w:proofErr w:type="gramEnd"/>
-    <w:r>
-      <w:rPr>
-        <w:sz w:val="16"/>
-        <w:szCs w:val="16"/>
-      </w:rPr>
-      <w:t xml:space="preserve">  historicengland.org.uk</w:t>
+      <w:t>Telephone 020 7973 3700  |  historicengland.org.uk</w:t>
     </w:r>
   </w:p>
   <w:p>
@@ -2915,6 +2838,25 @@
 </file>
 
 <file path=customXml/item1.xml><?xml version="1.0" encoding="utf-8"?>
+<?mso-contentType ?>
+<FormTemplates xmlns="http://schemas.microsoft.com/sharepoint/v3/contenttype/forms">
+  <Display>DocumentLibraryForm</Display>
+  <Edit>DocumentLibraryForm</Edit>
+  <New>DocumentLibraryForm</New>
+</FormTemplates>
+</file>
+
+<file path=customXml/item2.xml><?xml version="1.0" encoding="utf-8"?>
+<p:properties xmlns:p="http://schemas.microsoft.com/office/2006/metadata/properties" xmlns:xsi="http://www.w3.org/2001/XMLSchema-instance" xmlns:pc="http://schemas.microsoft.com/office/infopath/2007/PartnerControls">
+  <documentManagement>
+    <lcf76f155ced4ddcb4097134ff3c332f xmlns="15cbe5fe-a4ea-4c05-b898-23c40f76a47d">
+      <Terms xmlns="http://schemas.microsoft.com/office/infopath/2007/PartnerControls"/>
+    </lcf76f155ced4ddcb4097134ff3c332f>
+  </documentManagement>
+</p:properties>
+</file>
+
+<file path=customXml/item3.xml><?xml version="1.0" encoding="utf-8"?>
 <ct:contentTypeSchema xmlns:ct="http://schemas.microsoft.com/office/2006/metadata/contentType" xmlns:ma="http://schemas.microsoft.com/office/2006/metadata/properties/metaAttributes" ct:_="" ma:_="" ma:contentTypeName="Document" ma:contentTypeID="0x010100C5565420FCD8C44E84101235CBEBD69B" ma:contentTypeVersion="8" ma:contentTypeDescription="Create a new document." ma:contentTypeScope="" ma:versionID="5ae0978ac079970eb89ee730d4f7bb62">
   <xsd:schema xmlns:xsd="http://www.w3.org/2001/XMLSchema" xmlns:xs="http://www.w3.org/2001/XMLSchema" xmlns:p="http://schemas.microsoft.com/office/2006/metadata/properties" xmlns:ns2="15cbe5fe-a4ea-4c05-b898-23c40f76a47d" targetNamespace="http://schemas.microsoft.com/office/2006/metadata/properties" ma:root="true" ma:fieldsID="58940ddf787972d6e3bd4503c168aeb5" ns2:_="">
     <xsd:import namespace="15cbe5fe-a4ea-4c05-b898-23c40f76a47d"/>
@@ -3078,26 +3020,25 @@
 </ct:contentTypeSchema>
 </file>
 
-<file path=customXml/item2.xml><?xml version="1.0" encoding="utf-8"?>
-<p:properties xmlns:p="http://schemas.microsoft.com/office/2006/metadata/properties" xmlns:xsi="http://www.w3.org/2001/XMLSchema-instance" xmlns:pc="http://schemas.microsoft.com/office/infopath/2007/PartnerControls">
-  <documentManagement>
-    <lcf76f155ced4ddcb4097134ff3c332f xmlns="15cbe5fe-a4ea-4c05-b898-23c40f76a47d">
-      <Terms xmlns="http://schemas.microsoft.com/office/infopath/2007/PartnerControls"/>
-    </lcf76f155ced4ddcb4097134ff3c332f>
-  </documentManagement>
-</p:properties>
+<file path=customXml/itemProps1.xml><?xml version="1.0" encoding="utf-8"?>
+<ds:datastoreItem xmlns:ds="http://schemas.openxmlformats.org/officeDocument/2006/customXml" ds:itemID="{82CA82EA-5203-4622-B659-A52A37C0B2F5}">
+  <ds:schemaRefs>
+    <ds:schemaRef ds:uri="http://schemas.microsoft.com/sharepoint/v3/contenttype/forms"/>
+  </ds:schemaRefs>
+</ds:datastoreItem>
 </file>
 
-<file path=customXml/item3.xml><?xml version="1.0" encoding="utf-8"?>
-<?mso-contentType ?>
-<FormTemplates xmlns="http://schemas.microsoft.com/sharepoint/v3/contenttype/forms">
-  <Display>DocumentLibraryForm</Display>
-  <Edit>DocumentLibraryForm</Edit>
-  <New>DocumentLibraryForm</New>
-</FormTemplates>
+<file path=customXml/itemProps2.xml><?xml version="1.0" encoding="utf-8"?>
+<ds:datastoreItem xmlns:ds="http://schemas.openxmlformats.org/officeDocument/2006/customXml" ds:itemID="{4E456FB0-4CA7-4355-8882-969D12BF7A1D}">
+  <ds:schemaRefs>
+    <ds:schemaRef ds:uri="http://schemas.microsoft.com/office/2006/metadata/properties"/>
+    <ds:schemaRef ds:uri="http://schemas.microsoft.com/office/infopath/2007/PartnerControls"/>
+    <ds:schemaRef ds:uri="15cbe5fe-a4ea-4c05-b898-23c40f76a47d"/>
+  </ds:schemaRefs>
+</ds:datastoreItem>
 </file>
 
-<file path=customXml/itemProps1.xml><?xml version="1.0" encoding="utf-8"?>
+<file path=customXml/itemProps3.xml><?xml version="1.0" encoding="utf-8"?>
 <ds:datastoreItem xmlns:ds="http://schemas.openxmlformats.org/officeDocument/2006/customXml" ds:itemID="{B1A8F8A6-06CE-459D-B2DE-F6CEA2EE9D0E}">
   <ds:schemaRefs>
     <ds:schemaRef ds:uri="http://schemas.microsoft.com/office/2006/metadata/contentType"/>
@@ -3113,22 +3054,4 @@
     <ds:schemaRef ds:uri="http://schemas.microsoft.com/internal/obd"/>
   </ds:schemaRefs>
 </ds:datastoreItem>
-</file>
-
-<file path=customXml/itemProps2.xml><?xml version="1.0" encoding="utf-8"?>
-<ds:datastoreItem xmlns:ds="http://schemas.openxmlformats.org/officeDocument/2006/customXml" ds:itemID="{4E456FB0-4CA7-4355-8882-969D12BF7A1D}">
-  <ds:schemaRefs>
-    <ds:schemaRef ds:uri="http://schemas.microsoft.com/office/2006/metadata/properties"/>
-    <ds:schemaRef ds:uri="http://schemas.microsoft.com/office/infopath/2007/PartnerControls"/>
-    <ds:schemaRef ds:uri="15cbe5fe-a4ea-4c05-b898-23c40f76a47d"/>
-  </ds:schemaRefs>
-</ds:datastoreItem>
-</file>
-
-<file path=customXml/itemProps3.xml><?xml version="1.0" encoding="utf-8"?>
-<ds:datastoreItem xmlns:ds="http://schemas.openxmlformats.org/officeDocument/2006/customXml" ds:itemID="{82CA82EA-5203-4622-B659-A52A37C0B2F5}">
-  <ds:schemaRefs>
-    <ds:schemaRef ds:uri="http://schemas.microsoft.com/sharepoint/v3/contenttype/forms"/>
-  </ds:schemaRefs>
-</ds:datastoreItem>
 </file>
--- a/arches_her/docx/Opt out Implications Letter.docx
+++ b/arches_her/docx/Opt out Implications Letter.docx
@@ -710,6 +710,38 @@
     </w:p>
     <w:p>
       <w:pPr>
+        <w:tabs>
+          <w:tab w:val="left" w:pos="5245"/>
+        </w:tabs>
+        <w:spacing w:after="0" w:line="240" w:lineRule="auto"/>
+        <w:rPr>
+          <w:rFonts w:cstheme="minorHAnsi"/>
+        </w:rPr>
+      </w:pPr>
+      <w:r>
+        <w:rPr>
+          <w:rFonts w:cstheme="minorHAnsi"/>
+        </w:rPr>
+        <w:t>&lt;IF Archaeological Priority Area is not empty&gt;</w:t>
+      </w:r>
+      <w:r>
+        <w:rPr>
+          <w:rFonts w:cstheme="minorHAnsi"/>
+        </w:rPr>
+      </w:r>
+      <w:r>
+        <w:rPr>
+          <w:rFonts w:cstheme="minorHAnsi"/>
+        </w:rPr>
+      </w:r>
+      <w:r>
+        <w:rPr>
+          <w:rFonts w:cstheme="minorHAnsi"/>
+        </w:rPr>
+      </w:r>
+    </w:p>
+    <w:p>
+      <w:pPr>
         <w:spacing w:after="0" w:line="240" w:lineRule="auto"/>
       </w:pPr>
       <w:r>
@@ -724,19 +756,6 @@
     </w:p>
     <w:p>
       <w:pPr>
-        <w:spacing w:after="0" w:line="240" w:lineRule="auto"/>
-      </w:pPr>
-    </w:p>
-    <w:p>
-      <w:r>
-        <w:t>Even though this planning application is not located within an Archaeological Priority Area it is of a nature and of sufficient scale that its effect on heritage assets of archaeological interest should be assessed</w:t>
-      </w:r>
-      <w:r>
-        <w:t>.</w:t>
-      </w:r>
-    </w:p>
-    <w:p>
-      <w:pPr>
         <w:tabs>
           <w:tab w:val="left" w:pos="5245"/>
         </w:tabs>
@@ -745,14 +764,81 @@
           <w:rFonts w:cstheme="minorHAnsi"/>
         </w:rPr>
       </w:pPr>
-      <w:bookmarkStart w:id="0" w:name="_Hlk118981492"/>
       <w:r>
         <w:rPr>
           <w:rFonts w:cstheme="minorHAnsi"/>
         </w:rPr>
+        <w:t>&lt;ELSE&gt;</w:t>
+      </w:r>
+      <w:r>
+        <w:rPr>
+          <w:rFonts w:cstheme="minorHAnsi"/>
+        </w:rPr>
+      </w:r>
+      <w:r>
+        <w:rPr>
+          <w:rFonts w:cstheme="minorHAnsi"/>
+        </w:rPr>
+      </w:r>
+    </w:p>
+    <w:p>
+      <w:pPr>
+        <w:tabs>
+          <w:tab w:val="left" w:pos="5245"/>
+        </w:tabs>
+        <w:spacing w:after="0" w:line="240" w:lineRule="auto"/>
+      </w:pPr>
+      <w:r>
+        <w:t>Even though this planning application is not located within an Archaeological Priority Area it is of a nature and of sufficient scale that its effect on heritage assets of archaeological interest should be assessed.</w:t>
+      </w:r>
+    </w:p>
+    <w:p>
+      <w:pPr>
+        <w:tabs>
+          <w:tab w:val="left" w:pos="5245"/>
+        </w:tabs>
+        <w:spacing w:after="0" w:line="240" w:lineRule="auto"/>
+        <w:rPr>
+          <w:rFonts w:cstheme="minorHAnsi"/>
+        </w:rPr>
+      </w:pPr>
+      <w:r>
+        <w:rPr>
+          <w:rFonts w:cstheme="minorHAnsi"/>
+        </w:rPr>
+        <w:t>&lt;END IF&gt;</w:t>
+      </w:r>
+      <w:r>
+        <w:rPr>
+          <w:rFonts w:cstheme="minorHAnsi"/>
+        </w:rPr>
+      </w:r>
+      <w:r>
+        <w:rPr>
+          <w:rFonts w:cstheme="minorHAnsi"/>
+        </w:rPr>
+      </w:r>
+    </w:p>
+    <w:p>
+      <w:pPr>
+        <w:tabs>
+          <w:tab w:val="left" w:pos="5245"/>
+        </w:tabs>
+        <w:spacing w:after="0" w:line="240" w:lineRule="auto"/>
+      </w:pPr>
+    </w:p>
+    <w:p>
+      <w:pPr>
+        <w:tabs>
+          <w:tab w:val="left" w:pos="5245"/>
+        </w:tabs>
+        <w:spacing w:after="0" w:line="240" w:lineRule="auto"/>
+      </w:pPr>
+      <w:r>
         <w:t>&lt;Assessment of Significance&gt;</w:t>
       </w:r>
-      <w:bookmarkEnd w:id="0"/>
+      <w:r/>
+      <w:r/>
     </w:p>
     <w:p>
       <w:pPr>
@@ -928,7 +1014,21 @@
         <w:rPr>
           <w:rFonts w:eastAsia="Arial"/>
         </w:rPr>
-        <w:t xml:space="preserve"> that heritage assets should be conserved in a manner appropriate to their significance, and that development proposals should take into account the positive contributions heritage assets can make to sustainable communities and to places.  </w:t>
+        <w:t xml:space="preserve"> that heritage assets should be conserved in a manner appropriate to their significance, and that development proposals should </w:t>
+      </w:r>
+      <w:proofErr w:type="gramStart"/>
+      <w:r>
+        <w:rPr>
+          <w:rFonts w:eastAsia="Arial"/>
+        </w:rPr>
+        <w:t>take into account</w:t>
+      </w:r>
+      <w:proofErr w:type="gramEnd"/>
+      <w:r>
+        <w:rPr>
+          <w:rFonts w:eastAsia="Arial"/>
+        </w:rPr>
+        <w:t xml:space="preserve"> the positive contributions heritage assets can make to sustainable communities and to places.  </w:t>
       </w:r>
       <w:r>
         <w:t xml:space="preserve"> </w:t>
@@ -950,33 +1050,49 @@
         <w:spacing w:after="0" w:line="240" w:lineRule="auto"/>
       </w:pPr>
       <w:r>
+        <w:lastRenderedPageBreak/>
         <w:t>London Plan Policy HC1</w:t>
       </w:r>
       <w:r>
-        <w:t xml:space="preserve"> days that development proposals should avoid harm and identify enhancement opportunities by integrating heritage considerations early on in the design process.</w:t>
-      </w:r>
-    </w:p>
-    <w:p>
-      <w:pPr>
-        <w:tabs>
-          <w:tab w:val="left" w:pos="5245"/>
-        </w:tabs>
-        <w:spacing w:after="0" w:line="240" w:lineRule="auto"/>
-      </w:pPr>
-    </w:p>
-    <w:p>
-      <w:pPr>
-        <w:tabs>
-          <w:tab w:val="left" w:pos="5245"/>
-        </w:tabs>
-        <w:spacing w:after="0" w:line="240" w:lineRule="auto"/>
-      </w:pPr>
-      <w:r>
-        <w:lastRenderedPageBreak/>
+        <w:t xml:space="preserve"> days that development proposals should avoid harm and identify enhancement opportunities by integrating heritage considerations </w:t>
+      </w:r>
+      <w:proofErr w:type="gramStart"/>
+      <w:r>
+        <w:t>early on in the</w:t>
+      </w:r>
+      <w:proofErr w:type="gramEnd"/>
+      <w:r>
+        <w:t xml:space="preserve"> design process.</w:t>
+      </w:r>
+    </w:p>
+    <w:p>
+      <w:pPr>
+        <w:tabs>
+          <w:tab w:val="left" w:pos="5245"/>
+        </w:tabs>
+        <w:spacing w:after="0" w:line="240" w:lineRule="auto"/>
+      </w:pPr>
+    </w:p>
+    <w:p>
+      <w:pPr>
+        <w:tabs>
+          <w:tab w:val="left" w:pos="5245"/>
+        </w:tabs>
+        <w:spacing w:after="0" w:line="240" w:lineRule="auto"/>
+      </w:pPr>
+      <w:r>
         <w:t xml:space="preserve">Policy HE10 of the NPPF says that </w:t>
       </w:r>
       <w:r>
-        <w:t>heritage assets with archaeological interest should be preserved in situ where feasible. Where an asset cannot be preserved or managed on-site, appropriate provision should be made for the investigation, understanding, recording, dissemination and archiving of that asset, which should be undertaken by suitably-qualified individuals or organisations</w:t>
+        <w:t xml:space="preserve">heritage assets with archaeological interest should be preserved in situ where feasible. Where an asset cannot be preserved or managed on-site, appropriate provision should be made for the investigation, understanding, recording, dissemination and archiving of that asset, which should be undertaken by </w:t>
+      </w:r>
+      <w:proofErr w:type="gramStart"/>
+      <w:r>
+        <w:t>suitably-qualified</w:t>
+      </w:r>
+      <w:proofErr w:type="gramEnd"/>
+      <w:r>
+        <w:t xml:space="preserve"> individuals or organisations</w:t>
       </w:r>
       <w:r>
         <w:t xml:space="preserve">.  </w:t>
@@ -1346,7 +1462,27 @@
         <w:sz w:val="16"/>
         <w:szCs w:val="16"/>
       </w:rPr>
-      <w:t>Historic England, 4th Floor, Cannon Bridge House, 25 Dowgate Hill, London EC4R 2YA</w:t>
+      <w:t xml:space="preserve">Historic England, 4th Floor, Cannon Bridge House, 25 </w:t>
+    </w:r>
+    <w:proofErr w:type="spellStart"/>
+    <w:r>
+      <w:rPr>
+        <w:b/>
+        <w:bCs/>
+        <w:sz w:val="16"/>
+        <w:szCs w:val="16"/>
+      </w:rPr>
+      <w:t>Dowgate</w:t>
+    </w:r>
+    <w:proofErr w:type="spellEnd"/>
+    <w:r>
+      <w:rPr>
+        <w:b/>
+        <w:bCs/>
+        <w:sz w:val="16"/>
+        <w:szCs w:val="16"/>
+      </w:rPr>
+      <w:t xml:space="preserve"> Hill, London EC4R 2YA</w:t>
     </w:r>
     <w:r>
       <w:rPr>
@@ -1362,7 +1498,23 @@
         <w:sz w:val="16"/>
         <w:szCs w:val="16"/>
       </w:rPr>
-      <w:t>Telephone 020 7973 3700  |  historicengland.org.uk</w:t>
+      <w:t xml:space="preserve">Telephone 020 7973 </w:t>
+    </w:r>
+    <w:proofErr w:type="gramStart"/>
+    <w:r>
+      <w:rPr>
+        <w:sz w:val="16"/>
+        <w:szCs w:val="16"/>
+      </w:rPr>
+      <w:t>3700  |</w:t>
+    </w:r>
+    <w:proofErr w:type="gramEnd"/>
+    <w:r>
+      <w:rPr>
+        <w:sz w:val="16"/>
+        <w:szCs w:val="16"/>
+      </w:rPr>
+      <w:t xml:space="preserve">  historicengland.org.uk</w:t>
     </w:r>
   </w:p>
   <w:p>
@@ -1991,6 +2143,7 @@
   <w:style w:type="paragraph" w:default="1" w:styleId="Normal">
     <w:name w:val="Normal"/>
     <w:qFormat/>
+    <w:rsid w:val="00667630"/>
     <w:pPr>
       <w:suppressAutoHyphens/>
     </w:pPr>
@@ -2838,25 +2991,6 @@
 </file>
 
 <file path=customXml/item1.xml><?xml version="1.0" encoding="utf-8"?>
-<?mso-contentType ?>
-<FormTemplates xmlns="http://schemas.microsoft.com/sharepoint/v3/contenttype/forms">
-  <Display>DocumentLibraryForm</Display>
-  <Edit>DocumentLibraryForm</Edit>
-  <New>DocumentLibraryForm</New>
-</FormTemplates>
-</file>
-
-<file path=customXml/item2.xml><?xml version="1.0" encoding="utf-8"?>
-<p:properties xmlns:p="http://schemas.microsoft.com/office/2006/metadata/properties" xmlns:xsi="http://www.w3.org/2001/XMLSchema-instance" xmlns:pc="http://schemas.microsoft.com/office/infopath/2007/PartnerControls">
-  <documentManagement>
-    <lcf76f155ced4ddcb4097134ff3c332f xmlns="15cbe5fe-a4ea-4c05-b898-23c40f76a47d">
-      <Terms xmlns="http://schemas.microsoft.com/office/infopath/2007/PartnerControls"/>
-    </lcf76f155ced4ddcb4097134ff3c332f>
-  </documentManagement>
-</p:properties>
-</file>
-
-<file path=customXml/item3.xml><?xml version="1.0" encoding="utf-8"?>
 <ct:contentTypeSchema xmlns:ct="http://schemas.microsoft.com/office/2006/metadata/contentType" xmlns:ma="http://schemas.microsoft.com/office/2006/metadata/properties/metaAttributes" ct:_="" ma:_="" ma:contentTypeName="Document" ma:contentTypeID="0x010100C5565420FCD8C44E84101235CBEBD69B" ma:contentTypeVersion="8" ma:contentTypeDescription="Create a new document." ma:contentTypeScope="" ma:versionID="5ae0978ac079970eb89ee730d4f7bb62">
   <xsd:schema xmlns:xsd="http://www.w3.org/2001/XMLSchema" xmlns:xs="http://www.w3.org/2001/XMLSchema" xmlns:p="http://schemas.microsoft.com/office/2006/metadata/properties" xmlns:ns2="15cbe5fe-a4ea-4c05-b898-23c40f76a47d" targetNamespace="http://schemas.microsoft.com/office/2006/metadata/properties" ma:root="true" ma:fieldsID="58940ddf787972d6e3bd4503c168aeb5" ns2:_="">
     <xsd:import namespace="15cbe5fe-a4ea-4c05-b898-23c40f76a47d"/>
@@ -3020,25 +3154,26 @@
 </ct:contentTypeSchema>
 </file>
 
-<file path=customXml/itemProps1.xml><?xml version="1.0" encoding="utf-8"?>
-<ds:datastoreItem xmlns:ds="http://schemas.openxmlformats.org/officeDocument/2006/customXml" ds:itemID="{82CA82EA-5203-4622-B659-A52A37C0B2F5}">
-  <ds:schemaRefs>
-    <ds:schemaRef ds:uri="http://schemas.microsoft.com/sharepoint/v3/contenttype/forms"/>
-  </ds:schemaRefs>
-</ds:datastoreItem>
+<file path=customXml/item2.xml><?xml version="1.0" encoding="utf-8"?>
+<?mso-contentType ?>
+<FormTemplates xmlns="http://schemas.microsoft.com/sharepoint/v3/contenttype/forms">
+  <Display>DocumentLibraryForm</Display>
+  <Edit>DocumentLibraryForm</Edit>
+  <New>DocumentLibraryForm</New>
+</FormTemplates>
 </file>
 
-<file path=customXml/itemProps2.xml><?xml version="1.0" encoding="utf-8"?>
-<ds:datastoreItem xmlns:ds="http://schemas.openxmlformats.org/officeDocument/2006/customXml" ds:itemID="{4E456FB0-4CA7-4355-8882-969D12BF7A1D}">
-  <ds:schemaRefs>
-    <ds:schemaRef ds:uri="http://schemas.microsoft.com/office/2006/metadata/properties"/>
-    <ds:schemaRef ds:uri="http://schemas.microsoft.com/office/infopath/2007/PartnerControls"/>
-    <ds:schemaRef ds:uri="15cbe5fe-a4ea-4c05-b898-23c40f76a47d"/>
-  </ds:schemaRefs>
-</ds:datastoreItem>
+<file path=customXml/item3.xml><?xml version="1.0" encoding="utf-8"?>
+<p:properties xmlns:p="http://schemas.microsoft.com/office/2006/metadata/properties" xmlns:xsi="http://www.w3.org/2001/XMLSchema-instance" xmlns:pc="http://schemas.microsoft.com/office/infopath/2007/PartnerControls">
+  <documentManagement>
+    <lcf76f155ced4ddcb4097134ff3c332f xmlns="15cbe5fe-a4ea-4c05-b898-23c40f76a47d">
+      <Terms xmlns="http://schemas.microsoft.com/office/infopath/2007/PartnerControls"/>
+    </lcf76f155ced4ddcb4097134ff3c332f>
+  </documentManagement>
+</p:properties>
 </file>
 
-<file path=customXml/itemProps3.xml><?xml version="1.0" encoding="utf-8"?>
+<file path=customXml/itemProps1.xml><?xml version="1.0" encoding="utf-8"?>
 <ds:datastoreItem xmlns:ds="http://schemas.openxmlformats.org/officeDocument/2006/customXml" ds:itemID="{B1A8F8A6-06CE-459D-B2DE-F6CEA2EE9D0E}">
   <ds:schemaRefs>
     <ds:schemaRef ds:uri="http://schemas.microsoft.com/office/2006/metadata/contentType"/>
@@ -3054,4 +3189,22 @@
     <ds:schemaRef ds:uri="http://schemas.microsoft.com/internal/obd"/>
   </ds:schemaRefs>
 </ds:datastoreItem>
+</file>
+
+<file path=customXml/itemProps2.xml><?xml version="1.0" encoding="utf-8"?>
+<ds:datastoreItem xmlns:ds="http://schemas.openxmlformats.org/officeDocument/2006/customXml" ds:itemID="{82CA82EA-5203-4622-B659-A52A37C0B2F5}">
+  <ds:schemaRefs>
+    <ds:schemaRef ds:uri="http://schemas.microsoft.com/sharepoint/v3/contenttype/forms"/>
+  </ds:schemaRefs>
+</ds:datastoreItem>
+</file>
+
+<file path=customXml/itemProps3.xml><?xml version="1.0" encoding="utf-8"?>
+<ds:datastoreItem xmlns:ds="http://schemas.openxmlformats.org/officeDocument/2006/customXml" ds:itemID="{4E456FB0-4CA7-4355-8882-969D12BF7A1D}">
+  <ds:schemaRefs>
+    <ds:schemaRef ds:uri="http://schemas.microsoft.com/office/2006/metadata/properties"/>
+    <ds:schemaRef ds:uri="http://schemas.microsoft.com/office/infopath/2007/PartnerControls"/>
+    <ds:schemaRef ds:uri="15cbe5fe-a4ea-4c05-b898-23c40f76a47d"/>
+  </ds:schemaRefs>
+</ds:datastoreItem>
 </file>
--- a/arches_her/docx/Opt out Implications Letter.docx
+++ b/arches_her/docx/Opt out Implications Letter.docx
@@ -846,14 +846,6 @@
           <w:tab w:val="left" w:pos="5245"/>
         </w:tabs>
         <w:spacing w:after="0" w:line="240" w:lineRule="auto"/>
-      </w:pPr>
-    </w:p>
-    <w:p>
-      <w:pPr>
-        <w:tabs>
-          <w:tab w:val="left" w:pos="5245"/>
-        </w:tabs>
-        <w:spacing w:after="0" w:line="240" w:lineRule="auto"/>
         <w:rPr>
           <w:b/>
           <w:bCs/>
@@ -1014,21 +1006,7 @@
         <w:rPr>
           <w:rFonts w:eastAsia="Arial"/>
         </w:rPr>
-        <w:t xml:space="preserve"> that heritage assets should be conserved in a manner appropriate to their significance, and that development proposals should </w:t>
-      </w:r>
-      <w:proofErr w:type="gramStart"/>
-      <w:r>
-        <w:rPr>
-          <w:rFonts w:eastAsia="Arial"/>
-        </w:rPr>
-        <w:t>take into account</w:t>
-      </w:r>
-      <w:proofErr w:type="gramEnd"/>
-      <w:r>
-        <w:rPr>
-          <w:rFonts w:eastAsia="Arial"/>
-        </w:rPr>
-        <w:t xml:space="preserve"> the positive contributions heritage assets can make to sustainable communities and to places.  </w:t>
+        <w:t xml:space="preserve"> that heritage assets should be conserved in a manner appropriate to their significance, and that development proposals should take into account the positive contributions heritage assets can make to sustainable communities and to places.  </w:t>
       </w:r>
       <w:r>
         <w:t xml:space="preserve"> </w:t>
@@ -1050,19 +1028,10 @@
         <w:spacing w:after="0" w:line="240" w:lineRule="auto"/>
       </w:pPr>
       <w:r>
-        <w:lastRenderedPageBreak/>
         <w:t>London Plan Policy HC1</w:t>
       </w:r>
       <w:r>
-        <w:t xml:space="preserve"> days that development proposals should avoid harm and identify enhancement opportunities by integrating heritage considerations </w:t>
-      </w:r>
-      <w:proofErr w:type="gramStart"/>
-      <w:r>
-        <w:t>early on in the</w:t>
-      </w:r>
-      <w:proofErr w:type="gramEnd"/>
-      <w:r>
-        <w:t xml:space="preserve"> design process.</w:t>
+        <w:t xml:space="preserve"> days that development proposals should avoid harm and identify enhancement opportunities by integrating heritage considerations early on in the design process.</w:t>
       </w:r>
     </w:p>
     <w:p>
@@ -1084,15 +1053,7 @@
         <w:t xml:space="preserve">Policy HE10 of the NPPF says that </w:t>
       </w:r>
       <w:r>
-        <w:t xml:space="preserve">heritage assets with archaeological interest should be preserved in situ where feasible. Where an asset cannot be preserved or managed on-site, appropriate provision should be made for the investigation, understanding, recording, dissemination and archiving of that asset, which should be undertaken by </w:t>
-      </w:r>
-      <w:proofErr w:type="gramStart"/>
-      <w:r>
-        <w:t>suitably-qualified</w:t>
-      </w:r>
-      <w:proofErr w:type="gramEnd"/>
-      <w:r>
-        <w:t xml:space="preserve"> individuals or organisations</w:t>
+        <w:t>heritage assets with archaeological interest should be preserved in situ where feasible. Where an asset cannot be preserved or managed on-site, appropriate provision should be made for the investigation, understanding, recording, dissemination and archiving of that asset, which should be undertaken by suitably-qualified individuals or organisations</w:t>
       </w:r>
       <w:r>
         <w:t xml:space="preserve">.  </w:t>
@@ -1374,7 +1335,7 @@
             </wp:anchor>
           </w:drawing>
         </mc:Choice>
-        <mc:Fallback xmlns:arto="http://schemas.microsoft.com/office/word/2006/arto" xmlns:a="http://schemas.openxmlformats.org/drawingml/2006/main">
+        <mc:Fallback xmlns:a="http://schemas.openxmlformats.org/drawingml/2006/main" xmlns:arto="http://schemas.microsoft.com/office/word/2006/arto">
           <w:pict>
             <v:shapetype id="_x0000_t32" coordsize="21600,21600" o:oned="t" filled="f" o:spt="32" path="m,l21600,21600e" w14:anchorId="2CBF1BFB">
               <v:path fillok="f" arrowok="t" o:connecttype="none"/>
@@ -1439,7 +1400,7 @@
             </wp:anchor>
           </w:drawing>
         </mc:Choice>
-        <mc:Fallback xmlns:arto="http://schemas.microsoft.com/office/word/2006/arto" xmlns:a="http://schemas.openxmlformats.org/drawingml/2006/main">
+        <mc:Fallback xmlns:a="http://schemas.openxmlformats.org/drawingml/2006/main" xmlns:arto="http://schemas.microsoft.com/office/word/2006/arto">
           <w:pict>
             <v:shape id="Straight Connector 2" style="position:absolute;margin-left:1.6pt;margin-top:.5pt;width:0;height:0;z-index:251661312;visibility:visible;mso-wrap-style:square;mso-wrap-distance-left:9pt;mso-wrap-distance-top:0;mso-wrap-distance-right:9pt;mso-wrap-distance-bottom:0;mso-position-horizontal:absolute;mso-position-horizontal-relative:margin;mso-position-vertical:absolute;mso-position-vertical-relative:text" o:spid="_x0000_s1026" strokeweight=".08811mm" type="#_x0000_t32" o:gfxdata="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" w14:anchorId="613E3343">
               <v:stroke joinstyle="miter"/>
@@ -1462,27 +1423,7 @@
         <w:sz w:val="16"/>
         <w:szCs w:val="16"/>
       </w:rPr>
-      <w:t xml:space="preserve">Historic England, 4th Floor, Cannon Bridge House, 25 </w:t>
-    </w:r>
-    <w:proofErr w:type="spellStart"/>
-    <w:r>
-      <w:rPr>
-        <w:b/>
-        <w:bCs/>
-        <w:sz w:val="16"/>
-        <w:szCs w:val="16"/>
-      </w:rPr>
-      <w:t>Dowgate</w:t>
-    </w:r>
-    <w:proofErr w:type="spellEnd"/>
-    <w:r>
-      <w:rPr>
-        <w:b/>
-        <w:bCs/>
-        <w:sz w:val="16"/>
-        <w:szCs w:val="16"/>
-      </w:rPr>
-      <w:t xml:space="preserve"> Hill, London EC4R 2YA</w:t>
+      <w:t>Historic England, 4th Floor, Cannon Bridge House, 25 Dowgate Hill, London EC4R 2YA</w:t>
     </w:r>
     <w:r>
       <w:rPr>
@@ -1498,23 +1439,7 @@
         <w:sz w:val="16"/>
         <w:szCs w:val="16"/>
       </w:rPr>
-      <w:t xml:space="preserve">Telephone 020 7973 </w:t>
-    </w:r>
-    <w:proofErr w:type="gramStart"/>
-    <w:r>
-      <w:rPr>
-        <w:sz w:val="16"/>
-        <w:szCs w:val="16"/>
-      </w:rPr>
-      <w:t>3700  |</w:t>
-    </w:r>
-    <w:proofErr w:type="gramEnd"/>
-    <w:r>
-      <w:rPr>
-        <w:sz w:val="16"/>
-        <w:szCs w:val="16"/>
-      </w:rPr>
-      <w:t xml:space="preserve">  historicengland.org.uk</w:t>
+      <w:t>Telephone 020 7973 3700  |  historicengland.org.uk</w:t>
     </w:r>
   </w:p>
   <w:p>
@@ -2991,6 +2916,15 @@
 </file>
 
 <file path=customXml/item1.xml><?xml version="1.0" encoding="utf-8"?>
+<?mso-contentType ?>
+<FormTemplates xmlns="http://schemas.microsoft.com/sharepoint/v3/contenttype/forms">
+  <Display>DocumentLibraryForm</Display>
+  <Edit>DocumentLibraryForm</Edit>
+  <New>DocumentLibraryForm</New>
+</FormTemplates>
+</file>
+
+<file path=customXml/item2.xml><?xml version="1.0" encoding="utf-8"?>
 <ct:contentTypeSchema xmlns:ct="http://schemas.microsoft.com/office/2006/metadata/contentType" xmlns:ma="http://schemas.microsoft.com/office/2006/metadata/properties/metaAttributes" ct:_="" ma:_="" ma:contentTypeName="Document" ma:contentTypeID="0x010100C5565420FCD8C44E84101235CBEBD69B" ma:contentTypeVersion="8" ma:contentTypeDescription="Create a new document." ma:contentTypeScope="" ma:versionID="5ae0978ac079970eb89ee730d4f7bb62">
   <xsd:schema xmlns:xsd="http://www.w3.org/2001/XMLSchema" xmlns:xs="http://www.w3.org/2001/XMLSchema" xmlns:p="http://schemas.microsoft.com/office/2006/metadata/properties" xmlns:ns2="15cbe5fe-a4ea-4c05-b898-23c40f76a47d" targetNamespace="http://schemas.microsoft.com/office/2006/metadata/properties" ma:root="true" ma:fieldsID="58940ddf787972d6e3bd4503c168aeb5" ns2:_="">
     <xsd:import namespace="15cbe5fe-a4ea-4c05-b898-23c40f76a47d"/>
@@ -3154,15 +3088,6 @@
 </ct:contentTypeSchema>
 </file>
 
-<file path=customXml/item2.xml><?xml version="1.0" encoding="utf-8"?>
-<?mso-contentType ?>
-<FormTemplates xmlns="http://schemas.microsoft.com/sharepoint/v3/contenttype/forms">
-  <Display>DocumentLibraryForm</Display>
-  <Edit>DocumentLibraryForm</Edit>
-  <New>DocumentLibraryForm</New>
-</FormTemplates>
-</file>
-
 <file path=customXml/item3.xml><?xml version="1.0" encoding="utf-8"?>
 <p:properties xmlns:p="http://schemas.microsoft.com/office/2006/metadata/properties" xmlns:xsi="http://www.w3.org/2001/XMLSchema-instance" xmlns:pc="http://schemas.microsoft.com/office/infopath/2007/PartnerControls">
   <documentManagement>
@@ -3174,6 +3099,14 @@
 </file>
 
 <file path=customXml/itemProps1.xml><?xml version="1.0" encoding="utf-8"?>
+<ds:datastoreItem xmlns:ds="http://schemas.openxmlformats.org/officeDocument/2006/customXml" ds:itemID="{82CA82EA-5203-4622-B659-A52A37C0B2F5}">
+  <ds:schemaRefs>
+    <ds:schemaRef ds:uri="http://schemas.microsoft.com/sharepoint/v3/contenttype/forms"/>
+  </ds:schemaRefs>
+</ds:datastoreItem>
+</file>
+
+<file path=customXml/itemProps2.xml><?xml version="1.0" encoding="utf-8"?>
 <ds:datastoreItem xmlns:ds="http://schemas.openxmlformats.org/officeDocument/2006/customXml" ds:itemID="{B1A8F8A6-06CE-459D-B2DE-F6CEA2EE9D0E}">
   <ds:schemaRefs>
     <ds:schemaRef ds:uri="http://schemas.microsoft.com/office/2006/metadata/contentType"/>
@@ -3191,14 +3124,6 @@
 </ds:datastoreItem>
 </file>
 
-<file path=customXml/itemProps2.xml><?xml version="1.0" encoding="utf-8"?>
-<ds:datastoreItem xmlns:ds="http://schemas.openxmlformats.org/officeDocument/2006/customXml" ds:itemID="{82CA82EA-5203-4622-B659-A52A37C0B2F5}">
-  <ds:schemaRefs>
-    <ds:schemaRef ds:uri="http://schemas.microsoft.com/sharepoint/v3/contenttype/forms"/>
-  </ds:schemaRefs>
-</ds:datastoreItem>
-</file>
-
 <file path=customXml/itemProps3.xml><?xml version="1.0" encoding="utf-8"?>
 <ds:datastoreItem xmlns:ds="http://schemas.openxmlformats.org/officeDocument/2006/customXml" ds:itemID="{4E456FB0-4CA7-4355-8882-969D12BF7A1D}">
   <ds:schemaRefs>

--- a/arches_her/docx/Opt out Implications Letter.docx
+++ b/arches_her/docx/Opt out Implications Letter.docx
@@ -646,30 +646,6 @@
           <w:tab w:val="left" w:pos="5245"/>
         </w:tabs>
         <w:spacing w:after="0" w:line="240" w:lineRule="auto"/>
-      </w:pPr>
-    </w:p>
-    <w:p>
-      <w:pPr>
-        <w:tabs>
-          <w:tab w:val="left" w:pos="5245"/>
-        </w:tabs>
-        <w:spacing w:after="0" w:line="240" w:lineRule="auto"/>
-      </w:pPr>
-    </w:p>
-    <w:p>
-      <w:pPr>
-        <w:tabs>
-          <w:tab w:val="left" w:pos="5245"/>
-        </w:tabs>
-        <w:spacing w:after="0" w:line="240" w:lineRule="auto"/>
-      </w:pPr>
-    </w:p>
-    <w:p>
-      <w:pPr>
-        <w:tabs>
-          <w:tab w:val="left" w:pos="5245"/>
-        </w:tabs>
-        <w:spacing w:after="0" w:line="240" w:lineRule="auto"/>
         <w:rPr>
           <w:b/>
           <w:bCs/>
@@ -1053,7 +1029,11 @@
         <w:t xml:space="preserve">Policy HE10 of the NPPF says that </w:t>
       </w:r>
       <w:r>
-        <w:t>heritage assets with archaeological interest should be preserved in situ where feasible. Where an asset cannot be preserved or managed on-site, appropriate provision should be made for the investigation, understanding, recording, dissemination and archiving of that asset, which should be undertaken by suitably-qualified individuals or organisations</w:t>
+        <w:t xml:space="preserve">heritage assets with archaeological interest should be preserved in situ where feasible. Where an asset cannot be preserved or managed on-site, </w:t>
+      </w:r>
+      <w:r>
+        <w:lastRenderedPageBreak/>
+        <w:t>appropriate provision should be made for the investigation, understanding, recording, dissemination and archiving of that asset, which should be undertaken by suitably-qualified individuals or organisations</w:t>
       </w:r>
       <w:r>
         <w:t xml:space="preserve">.  </w:t>
@@ -1335,7 +1315,7 @@
             </wp:anchor>
           </w:drawing>
         </mc:Choice>
-        <mc:Fallback xmlns:a="http://schemas.openxmlformats.org/drawingml/2006/main" xmlns:arto="http://schemas.microsoft.com/office/word/2006/arto">
+        <mc:Fallback xmlns:arto="http://schemas.microsoft.com/office/word/2006/arto" xmlns:a="http://schemas.openxmlformats.org/drawingml/2006/main">
           <w:pict>
             <v:shapetype id="_x0000_t32" coordsize="21600,21600" o:oned="t" filled="f" o:spt="32" path="m,l21600,21600e" w14:anchorId="2CBF1BFB">
               <v:path fillok="f" arrowok="t" o:connecttype="none"/>
@@ -1400,7 +1380,7 @@
             </wp:anchor>
           </w:drawing>
         </mc:Choice>
-        <mc:Fallback xmlns:a="http://schemas.openxmlformats.org/drawingml/2006/main" xmlns:arto="http://schemas.microsoft.com/office/word/2006/arto">
+        <mc:Fallback xmlns:arto="http://schemas.microsoft.com/office/word/2006/arto" xmlns:a="http://schemas.openxmlformats.org/drawingml/2006/main">
           <w:pict>
             <v:shape id="Straight Connector 2" style="position:absolute;margin-left:1.6pt;margin-top:.5pt;width:0;height:0;z-index:251661312;visibility:visible;mso-wrap-style:square;mso-wrap-distance-left:9pt;mso-wrap-distance-top:0;mso-wrap-distance-right:9pt;mso-wrap-distance-bottom:0;mso-position-horizontal:absolute;mso-position-horizontal-relative:margin;mso-position-vertical:absolute;mso-position-vertical-relative:text" o:spid="_x0000_s1026" strokeweight=".08811mm" type="#_x0000_t32" o:gfxdata="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" w14:anchorId="613E3343">
               <v:stroke joinstyle="miter"/>
@@ -1423,7 +1403,27 @@
         <w:sz w:val="16"/>
         <w:szCs w:val="16"/>
       </w:rPr>
-      <w:t>Historic England, 4th Floor, Cannon Bridge House, 25 Dowgate Hill, London EC4R 2YA</w:t>
+      <w:t xml:space="preserve">Historic England, 4th Floor, Cannon Bridge House, 25 </w:t>
+    </w:r>
+    <w:proofErr w:type="spellStart"/>
+    <w:r>
+      <w:rPr>
+        <w:b/>
+        <w:bCs/>
+        <w:sz w:val="16"/>
+        <w:szCs w:val="16"/>
+      </w:rPr>
+      <w:t>Dowgate</w:t>
+    </w:r>
+    <w:proofErr w:type="spellEnd"/>
+    <w:r>
+      <w:rPr>
+        <w:b/>
+        <w:bCs/>
+        <w:sz w:val="16"/>
+        <w:szCs w:val="16"/>
+      </w:rPr>
+      <w:t xml:space="preserve"> Hill, London EC4R 2YA</w:t>
     </w:r>
     <w:r>
       <w:rPr>
@@ -2916,12 +2916,13 @@
 </file>
 
 <file path=customXml/item1.xml><?xml version="1.0" encoding="utf-8"?>
-<?mso-contentType ?>
-<FormTemplates xmlns="http://schemas.microsoft.com/sharepoint/v3/contenttype/forms">
-  <Display>DocumentLibraryForm</Display>
-  <Edit>DocumentLibraryForm</Edit>
-  <New>DocumentLibraryForm</New>
-</FormTemplates>
+<p:properties xmlns:p="http://schemas.microsoft.com/office/2006/metadata/properties" xmlns:xsi="http://www.w3.org/2001/XMLSchema-instance" xmlns:pc="http://schemas.microsoft.com/office/infopath/2007/PartnerControls">
+  <documentManagement>
+    <lcf76f155ced4ddcb4097134ff3c332f xmlns="15cbe5fe-a4ea-4c05-b898-23c40f76a47d">
+      <Terms xmlns="http://schemas.microsoft.com/office/infopath/2007/PartnerControls"/>
+    </lcf76f155ced4ddcb4097134ff3c332f>
+  </documentManagement>
+</p:properties>
 </file>
 
 <file path=customXml/item2.xml><?xml version="1.0" encoding="utf-8"?>
@@ -3089,19 +3090,20 @@
 </file>
 
 <file path=customXml/item3.xml><?xml version="1.0" encoding="utf-8"?>
-<p:properties xmlns:p="http://schemas.microsoft.com/office/2006/metadata/properties" xmlns:xsi="http://www.w3.org/2001/XMLSchema-instance" xmlns:pc="http://schemas.microsoft.com/office/infopath/2007/PartnerControls">
-  <documentManagement>
-    <lcf76f155ced4ddcb4097134ff3c332f xmlns="15cbe5fe-a4ea-4c05-b898-23c40f76a47d">
-      <Terms xmlns="http://schemas.microsoft.com/office/infopath/2007/PartnerControls"/>
-    </lcf76f155ced4ddcb4097134ff3c332f>
-  </documentManagement>
-</p:properties>
+<?mso-contentType ?>
+<FormTemplates xmlns="http://schemas.microsoft.com/sharepoint/v3/contenttype/forms">
+  <Display>DocumentLibraryForm</Display>
+  <Edit>DocumentLibraryForm</Edit>
+  <New>DocumentLibraryForm</New>
+</FormTemplates>
 </file>
 
 <file path=customXml/itemProps1.xml><?xml version="1.0" encoding="utf-8"?>
-<ds:datastoreItem xmlns:ds="http://schemas.openxmlformats.org/officeDocument/2006/customXml" ds:itemID="{82CA82EA-5203-4622-B659-A52A37C0B2F5}">
+<ds:datastoreItem xmlns:ds="http://schemas.openxmlformats.org/officeDocument/2006/customXml" ds:itemID="{4E456FB0-4CA7-4355-8882-969D12BF7A1D}">
   <ds:schemaRefs>
-    <ds:schemaRef ds:uri="http://schemas.microsoft.com/sharepoint/v3/contenttype/forms"/>
+    <ds:schemaRef ds:uri="http://schemas.microsoft.com/office/2006/metadata/properties"/>
+    <ds:schemaRef ds:uri="http://schemas.microsoft.com/office/infopath/2007/PartnerControls"/>
+    <ds:schemaRef ds:uri="15cbe5fe-a4ea-4c05-b898-23c40f76a47d"/>
   </ds:schemaRefs>
 </ds:datastoreItem>
 </file>
@@ -3125,11 +3127,9 @@
 </file>
 
 <file path=customXml/itemProps3.xml><?xml version="1.0" encoding="utf-8"?>
-<ds:datastoreItem xmlns:ds="http://schemas.openxmlformats.org/officeDocument/2006/customXml" ds:itemID="{4E456FB0-4CA7-4355-8882-969D12BF7A1D}">
+<ds:datastoreItem xmlns:ds="http://schemas.openxmlformats.org/officeDocument/2006/customXml" ds:itemID="{82CA82EA-5203-4622-B659-A52A37C0B2F5}">
   <ds:schemaRefs>
-    <ds:schemaRef ds:uri="http://schemas.microsoft.com/office/2006/metadata/properties"/>
-    <ds:schemaRef ds:uri="http://schemas.microsoft.com/office/infopath/2007/PartnerControls"/>
-    <ds:schemaRef ds:uri="15cbe5fe-a4ea-4c05-b898-23c40f76a47d"/>
+    <ds:schemaRef ds:uri="http://schemas.microsoft.com/sharepoint/v3/contenttype/forms"/>
   </ds:schemaRefs>
 </ds:datastoreItem>
 </file>
--- a/arches_her/docx/Opt out Implications Letter.docx
+++ b/arches_her/docx/Opt out Implications Letter.docx
@@ -698,102 +698,68 @@
         <w:rPr>
           <w:rFonts w:cstheme="minorHAnsi"/>
         </w:rPr>
+        <w:lastRenderedPageBreak/>
         <w:t>&lt;IF Archaeological Priority Area is not empty&gt;</w:t>
       </w:r>
-      <w:r>
+    </w:p>
+    <w:p>
+      <w:pPr>
+        <w:spacing w:after="0" w:line="240" w:lineRule="auto"/>
+      </w:pPr>
+      <w:r>
+        <w:t>This applicatio</w:t>
+      </w:r>
+      <w:r>
+        <w:t xml:space="preserve">n site </w:t>
+      </w:r>
+      <w:r>
+        <w:t>lies within &lt;Archaeological Priority Area&gt; and is of a nature and scale that its effect on heritage assets of archaeological interest should be assessed.</w:t>
+      </w:r>
+    </w:p>
+    <w:p>
+      <w:pPr>
+        <w:tabs>
+          <w:tab w:val="left" w:pos="5245"/>
+        </w:tabs>
+        <w:spacing w:after="0" w:line="240" w:lineRule="auto"/>
         <w:rPr>
           <w:rFonts w:cstheme="minorHAnsi"/>
         </w:rPr>
-      </w:r>
+      </w:pPr>
       <w:r>
         <w:rPr>
           <w:rFonts w:cstheme="minorHAnsi"/>
         </w:rPr>
-      </w:r>
-      <w:r>
+        <w:t>&lt;ELSE&gt;</w:t>
+      </w:r>
+    </w:p>
+    <w:p>
+      <w:pPr>
+        <w:tabs>
+          <w:tab w:val="left" w:pos="5245"/>
+        </w:tabs>
+        <w:spacing w:after="0" w:line="240" w:lineRule="auto"/>
+      </w:pPr>
+      <w:r>
+        <w:t>Even though this planning application is not located within an Archaeological Priority Area it is of a nature and of sufficient scale that its effect on heritage assets of archaeological interest should be assessed.</w:t>
+      </w:r>
+    </w:p>
+    <w:p>
+      <w:pPr>
+        <w:tabs>
+          <w:tab w:val="left" w:pos="5245"/>
+        </w:tabs>
+        <w:spacing w:after="0" w:line="240" w:lineRule="auto"/>
         <w:rPr>
           <w:rFonts w:cstheme="minorHAnsi"/>
         </w:rPr>
-      </w:r>
-    </w:p>
-    <w:p>
-      <w:pPr>
-        <w:spacing w:after="0" w:line="240" w:lineRule="auto"/>
-      </w:pPr>
-      <w:r>
-        <w:t>This applicatio</w:t>
-      </w:r>
-      <w:r>
-        <w:t xml:space="preserve">n site </w:t>
-      </w:r>
-      <w:r>
-        <w:t>lies within &lt;Archaeological Priority Area&gt; and is of a nature and scale that its effect on heritage assets of archaeological interest should be assessed.</w:t>
-      </w:r>
-    </w:p>
-    <w:p>
-      <w:pPr>
-        <w:tabs>
-          <w:tab w:val="left" w:pos="5245"/>
-        </w:tabs>
-        <w:spacing w:after="0" w:line="240" w:lineRule="auto"/>
+      </w:pPr>
+      <w:r>
         <w:rPr>
           <w:rFonts w:cstheme="minorHAnsi"/>
         </w:rPr>
-      </w:pPr>
-      <w:r>
-        <w:rPr>
-          <w:rFonts w:cstheme="minorHAnsi"/>
-        </w:rPr>
-        <w:t>&lt;ELSE&gt;</w:t>
-      </w:r>
-      <w:r>
-        <w:rPr>
-          <w:rFonts w:cstheme="minorHAnsi"/>
-        </w:rPr>
-      </w:r>
-      <w:r>
-        <w:rPr>
-          <w:rFonts w:cstheme="minorHAnsi"/>
-        </w:rPr>
-      </w:r>
-    </w:p>
-    <w:p>
-      <w:pPr>
-        <w:tabs>
-          <w:tab w:val="left" w:pos="5245"/>
-        </w:tabs>
-        <w:spacing w:after="0" w:line="240" w:lineRule="auto"/>
-      </w:pPr>
-      <w:r>
-        <w:t>Even though this planning application is not located within an Archaeological Priority Area it is of a nature and of sufficient scale that its effect on heritage assets of archaeological interest should be assessed.</w:t>
-      </w:r>
-    </w:p>
-    <w:p>
-      <w:pPr>
-        <w:tabs>
-          <w:tab w:val="left" w:pos="5245"/>
-        </w:tabs>
-        <w:spacing w:after="0" w:line="240" w:lineRule="auto"/>
-        <w:rPr>
-          <w:rFonts w:cstheme="minorHAnsi"/>
-        </w:rPr>
-      </w:pPr>
-      <w:r>
-        <w:rPr>
-          <w:rFonts w:cstheme="minorHAnsi"/>
-        </w:rPr>
         <w:t>&lt;END IF&gt;</w:t>
       </w:r>
-      <w:r>
-        <w:rPr>
-          <w:rFonts w:cstheme="minorHAnsi"/>
-        </w:rPr>
-      </w:r>
-      <w:r>
-        <w:rPr>
-          <w:rFonts w:cstheme="minorHAnsi"/>
-        </w:rPr>
-      </w:r>
     </w:p>
     <w:p>
       <w:pPr>
@@ -813,8 +779,6 @@
       <w:r>
         <w:t>&lt;Assessment of Significance&gt;</w:t>
       </w:r>
-      <w:r/>
-      <w:r/>
     </w:p>
     <w:p>
       <w:pPr>
@@ -1203,7 +1167,7 @@
           <w:bCs/>
           <w:color w:val="FF0000"/>
         </w:rPr>
-        <w:t>-</w:t>
+        <w:t xml:space="preserve"> </w:t>
       </w:r>
       <w:r>
         <w:rPr>
@@ -1315,7 +1279,7 @@
             </wp:anchor>
           </w:drawing>
         </mc:Choice>
-        <mc:Fallback xmlns:arto="http://schemas.microsoft.com/office/word/2006/arto" xmlns:a="http://schemas.openxmlformats.org/drawingml/2006/main">
+        <mc:Fallback xmlns:a="http://schemas.openxmlformats.org/drawingml/2006/main" xmlns:arto="http://schemas.microsoft.com/office/word/2006/arto">
           <w:pict>
             <v:shapetype id="_x0000_t32" coordsize="21600,21600" o:oned="t" filled="f" o:spt="32" path="m,l21600,21600e" w14:anchorId="2CBF1BFB">
               <v:path fillok="f" arrowok="t" o:connecttype="none"/>
@@ -1380,7 +1344,7 @@
             </wp:anchor>
           </w:drawing>
         </mc:Choice>
-        <mc:Fallback xmlns:arto="http://schemas.microsoft.com/office/word/2006/arto" xmlns:a="http://schemas.openxmlformats.org/drawingml/2006/main">
+        <mc:Fallback xmlns:a="http://schemas.openxmlformats.org/drawingml/2006/main" xmlns:arto="http://schemas.microsoft.com/office/word/2006/arto">
           <w:pict>
             <v:shape id="Straight Connector 2" style="position:absolute;margin-left:1.6pt;margin-top:.5pt;width:0;height:0;z-index:251661312;visibility:visible;mso-wrap-style:square;mso-wrap-distance-left:9pt;mso-wrap-distance-top:0;mso-wrap-distance-right:9pt;mso-wrap-distance-bottom:0;mso-position-horizontal:absolute;mso-position-horizontal-relative:margin;mso-position-vertical:absolute;mso-position-vertical-relative:text" o:spid="_x0000_s1026" strokeweight=".08811mm" type="#_x0000_t32" o:gfxdata="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" w14:anchorId="613E3343">
               <v:stroke joinstyle="miter"/>
@@ -1403,27 +1367,7 @@
         <w:sz w:val="16"/>
         <w:szCs w:val="16"/>
       </w:rPr>
-      <w:t xml:space="preserve">Historic England, 4th Floor, Cannon Bridge House, 25 </w:t>
-    </w:r>
-    <w:proofErr w:type="spellStart"/>
-    <w:r>
-      <w:rPr>
-        <w:b/>
-        <w:bCs/>
-        <w:sz w:val="16"/>
-        <w:szCs w:val="16"/>
-      </w:rPr>
-      <w:t>Dowgate</w:t>
-    </w:r>
-    <w:proofErr w:type="spellEnd"/>
-    <w:r>
-      <w:rPr>
-        <w:b/>
-        <w:bCs/>
-        <w:sz w:val="16"/>
-        <w:szCs w:val="16"/>
-      </w:rPr>
-      <w:t xml:space="preserve"> Hill, London EC4R 2YA</w:t>
+      <w:t>Historic England, 4th Floor, Cannon Bridge House, 25 Dowgate Hill, London EC4R 2YA</w:t>
     </w:r>
     <w:r>
       <w:rPr>
@@ -2916,16 +2860,6 @@
 </file>
 
 <file path=customXml/item1.xml><?xml version="1.0" encoding="utf-8"?>
-<p:properties xmlns:p="http://schemas.microsoft.com/office/2006/metadata/properties" xmlns:xsi="http://www.w3.org/2001/XMLSchema-instance" xmlns:pc="http://schemas.microsoft.com/office/infopath/2007/PartnerControls">
-  <documentManagement>
-    <lcf76f155ced4ddcb4097134ff3c332f xmlns="15cbe5fe-a4ea-4c05-b898-23c40f76a47d">
-      <Terms xmlns="http://schemas.microsoft.com/office/infopath/2007/PartnerControls"/>
-    </lcf76f155ced4ddcb4097134ff3c332f>
-  </documentManagement>
-</p:properties>
-</file>
-
-<file path=customXml/item2.xml><?xml version="1.0" encoding="utf-8"?>
 <ct:contentTypeSchema xmlns:ct="http://schemas.microsoft.com/office/2006/metadata/contentType" xmlns:ma="http://schemas.microsoft.com/office/2006/metadata/properties/metaAttributes" ct:_="" ma:_="" ma:contentTypeName="Document" ma:contentTypeID="0x010100C5565420FCD8C44E84101235CBEBD69B" ma:contentTypeVersion="8" ma:contentTypeDescription="Create a new document." ma:contentTypeScope="" ma:versionID="5ae0978ac079970eb89ee730d4f7bb62">
   <xsd:schema xmlns:xsd="http://www.w3.org/2001/XMLSchema" xmlns:xs="http://www.w3.org/2001/XMLSchema" xmlns:p="http://schemas.microsoft.com/office/2006/metadata/properties" xmlns:ns2="15cbe5fe-a4ea-4c05-b898-23c40f76a47d" targetNamespace="http://schemas.microsoft.com/office/2006/metadata/properties" ma:root="true" ma:fieldsID="58940ddf787972d6e3bd4503c168aeb5" ns2:_="">
     <xsd:import namespace="15cbe5fe-a4ea-4c05-b898-23c40f76a47d"/>
@@ -3089,6 +3023,16 @@
 </ct:contentTypeSchema>
 </file>
 
+<file path=customXml/item2.xml><?xml version="1.0" encoding="utf-8"?>
+<p:properties xmlns:p="http://schemas.microsoft.com/office/2006/metadata/properties" xmlns:xsi="http://www.w3.org/2001/XMLSchema-instance" xmlns:pc="http://schemas.microsoft.com/office/infopath/2007/PartnerControls">
+  <documentManagement>
+    <lcf76f155ced4ddcb4097134ff3c332f xmlns="15cbe5fe-a4ea-4c05-b898-23c40f76a47d">
+      <Terms xmlns="http://schemas.microsoft.com/office/infopath/2007/PartnerControls"/>
+    </lcf76f155ced4ddcb4097134ff3c332f>
+  </documentManagement>
+</p:properties>
+</file>
+
 <file path=customXml/item3.xml><?xml version="1.0" encoding="utf-8"?>
 <?mso-contentType ?>
 <FormTemplates xmlns="http://schemas.microsoft.com/sharepoint/v3/contenttype/forms">
@@ -3099,16 +3043,6 @@
 </file>
 
 <file path=customXml/itemProps1.xml><?xml version="1.0" encoding="utf-8"?>
-<ds:datastoreItem xmlns:ds="http://schemas.openxmlformats.org/officeDocument/2006/customXml" ds:itemID="{4E456FB0-4CA7-4355-8882-969D12BF7A1D}">
-  <ds:schemaRefs>
-    <ds:schemaRef ds:uri="http://schemas.microsoft.com/office/2006/metadata/properties"/>
-    <ds:schemaRef ds:uri="http://schemas.microsoft.com/office/infopath/2007/PartnerControls"/>
-    <ds:schemaRef ds:uri="15cbe5fe-a4ea-4c05-b898-23c40f76a47d"/>
-  </ds:schemaRefs>
-</ds:datastoreItem>
-</file>
-
-<file path=customXml/itemProps2.xml><?xml version="1.0" encoding="utf-8"?>
 <ds:datastoreItem xmlns:ds="http://schemas.openxmlformats.org/officeDocument/2006/customXml" ds:itemID="{B1A8F8A6-06CE-459D-B2DE-F6CEA2EE9D0E}">
   <ds:schemaRefs>
     <ds:schemaRef ds:uri="http://schemas.microsoft.com/office/2006/metadata/contentType"/>
@@ -3126,6 +3060,16 @@
 </ds:datastoreItem>
 </file>
 
+<file path=customXml/itemProps2.xml><?xml version="1.0" encoding="utf-8"?>
+<ds:datastoreItem xmlns:ds="http://schemas.openxmlformats.org/officeDocument/2006/customXml" ds:itemID="{4E456FB0-4CA7-4355-8882-969D12BF7A1D}">
+  <ds:schemaRefs>
+    <ds:schemaRef ds:uri="http://schemas.microsoft.com/office/2006/metadata/properties"/>
+    <ds:schemaRef ds:uri="http://schemas.microsoft.com/office/infopath/2007/PartnerControls"/>
+    <ds:schemaRef ds:uri="15cbe5fe-a4ea-4c05-b898-23c40f76a47d"/>
+  </ds:schemaRefs>
+</ds:datastoreItem>
+</file>
+
 <file path=customXml/itemProps3.xml><?xml version="1.0" encoding="utf-8"?>
 <ds:datastoreItem xmlns:ds="http://schemas.openxmlformats.org/officeDocument/2006/customXml" ds:itemID="{82CA82EA-5203-4622-B659-A52A37C0B2F5}">
   <ds:schemaRefs>

--- a/arches_her/docx/Opt out Implications Letter.docx
+++ b/arches_her/docx/Opt out Implications Letter.docx
@@ -946,7 +946,21 @@
         <w:rPr>
           <w:rFonts w:eastAsia="Arial"/>
         </w:rPr>
-        <w:t xml:space="preserve"> that heritage assets should be conserved in a manner appropriate to their significance, and that development proposals should take into account the positive contributions heritage assets can make to sustainable communities and to places.  </w:t>
+        <w:t xml:space="preserve"> that heritage assets should be conserved in a manner appropriate to their significance, and that development proposals should </w:t>
+      </w:r>
+      <w:proofErr w:type="gramStart"/>
+      <w:r>
+        <w:rPr>
+          <w:rFonts w:eastAsia="Arial"/>
+        </w:rPr>
+        <w:t>take into account</w:t>
+      </w:r>
+      <w:proofErr w:type="gramEnd"/>
+      <w:r>
+        <w:rPr>
+          <w:rFonts w:eastAsia="Arial"/>
+        </w:rPr>
+        <w:t xml:space="preserve"> the positive contributions heritage assets can make to sustainable communities and to places.  </w:t>
       </w:r>
       <w:r>
         <w:t xml:space="preserve"> </w:t>
@@ -971,7 +985,15 @@
         <w:t>London Plan Policy HC1</w:t>
       </w:r>
       <w:r>
-        <w:t xml:space="preserve"> days that development proposals should avoid harm and identify enhancement opportunities by integrating heritage considerations early on in the design process.</w:t>
+        <w:t xml:space="preserve"> days that development proposals should avoid harm and identify enhancement opportunities by integrating heritage considerations </w:t>
+      </w:r>
+      <w:proofErr w:type="gramStart"/>
+      <w:r>
+        <w:t>early on in the</w:t>
+      </w:r>
+      <w:proofErr w:type="gramEnd"/>
+      <w:r>
+        <w:t xml:space="preserve"> design process.</w:t>
       </w:r>
     </w:p>
     <w:p>
@@ -997,7 +1019,13 @@
       </w:r>
       <w:r>
         <w:lastRenderedPageBreak/>
-        <w:t>appropriate provision should be made for the investigation, understanding, recording, dissemination and archiving of that asset, which should be undertaken by suitably-qualified individuals or organisations</w:t>
+        <w:t>appropriate provision should be made for the investigation, understanding, recording, dissemination and archiving of that asset, which should be undertaken by suitably</w:t>
+      </w:r>
+      <w:r>
+        <w:t xml:space="preserve"> </w:t>
+      </w:r>
+      <w:r>
+        <w:t>qualified individuals or organisations</w:t>
       </w:r>
       <w:r>
         <w:t xml:space="preserve">.  </w:t>
@@ -1159,7 +1187,15 @@
           <w:b/>
           <w:bCs/>
         </w:rPr>
-        <w:t>London and South</w:t>
+        <w:t xml:space="preserve">London and </w:t>
+      </w:r>
+      <w:proofErr w:type="gramStart"/>
+      <w:r>
+        <w:rPr>
+          <w:b/>
+          <w:bCs/>
+        </w:rPr>
+        <w:t>South</w:t>
       </w:r>
       <w:r>
         <w:rPr>
@@ -1174,7 +1210,15 @@
           <w:b/>
           <w:bCs/>
         </w:rPr>
-        <w:t>East Region</w:t>
+        <w:t>East</w:t>
+      </w:r>
+      <w:proofErr w:type="gramEnd"/>
+      <w:r>
+        <w:rPr>
+          <w:b/>
+          <w:bCs/>
+        </w:rPr>
+        <w:t xml:space="preserve"> Region</w:t>
       </w:r>
     </w:p>
     <w:p/>
@@ -1279,7 +1323,7 @@
             </wp:anchor>
           </w:drawing>
         </mc:Choice>
-        <mc:Fallback xmlns:a="http://schemas.openxmlformats.org/drawingml/2006/main" xmlns:arto="http://schemas.microsoft.com/office/word/2006/arto">
+        <mc:Fallback xmlns:arto="http://schemas.microsoft.com/office/word/2006/arto" xmlns:a="http://schemas.openxmlformats.org/drawingml/2006/main">
           <w:pict>
             <v:shapetype id="_x0000_t32" coordsize="21600,21600" o:oned="t" filled="f" o:spt="32" path="m,l21600,21600e" w14:anchorId="2CBF1BFB">
               <v:path fillok="f" arrowok="t" o:connecttype="none"/>
@@ -1344,7 +1388,7 @@
             </wp:anchor>
           </w:drawing>
         </mc:Choice>
-        <mc:Fallback xmlns:a="http://schemas.openxmlformats.org/drawingml/2006/main" xmlns:arto="http://schemas.microsoft.com/office/word/2006/arto">
+        <mc:Fallback xmlns:arto="http://schemas.microsoft.com/office/word/2006/arto" xmlns:a="http://schemas.openxmlformats.org/drawingml/2006/main">
           <w:pict>
             <v:shape id="Straight Connector 2" style="position:absolute;margin-left:1.6pt;margin-top:.5pt;width:0;height:0;z-index:251661312;visibility:visible;mso-wrap-style:square;mso-wrap-distance-left:9pt;mso-wrap-distance-top:0;mso-wrap-distance-right:9pt;mso-wrap-distance-bottom:0;mso-position-horizontal:absolute;mso-position-horizontal-relative:margin;mso-position-vertical:absolute;mso-position-vertical-relative:text" o:spid="_x0000_s1026" strokeweight=".08811mm" type="#_x0000_t32" o:gfxdata="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" w14:anchorId="613E3343">
               <v:stroke joinstyle="miter"/>
@@ -1367,7 +1411,27 @@
         <w:sz w:val="16"/>
         <w:szCs w:val="16"/>
       </w:rPr>
-      <w:t>Historic England, 4th Floor, Cannon Bridge House, 25 Dowgate Hill, London EC4R 2YA</w:t>
+      <w:t xml:space="preserve">Historic England, 4th Floor, Cannon Bridge House, 25 </w:t>
+    </w:r>
+    <w:proofErr w:type="spellStart"/>
+    <w:r>
+      <w:rPr>
+        <w:b/>
+        <w:bCs/>
+        <w:sz w:val="16"/>
+        <w:szCs w:val="16"/>
+      </w:rPr>
+      <w:t>Dowgate</w:t>
+    </w:r>
+    <w:proofErr w:type="spellEnd"/>
+    <w:r>
+      <w:rPr>
+        <w:b/>
+        <w:bCs/>
+        <w:sz w:val="16"/>
+        <w:szCs w:val="16"/>
+      </w:rPr>
+      <w:t xml:space="preserve"> Hill, London EC4R 2YA</w:t>
     </w:r>
     <w:r>
       <w:rPr>
@@ -1383,7 +1447,23 @@
         <w:sz w:val="16"/>
         <w:szCs w:val="16"/>
       </w:rPr>
-      <w:t>Telephone 020 7973 3700  |  historicengland.org.uk</w:t>
+      <w:t xml:space="preserve">Telephone 020 7973 </w:t>
+    </w:r>
+    <w:proofErr w:type="gramStart"/>
+    <w:r>
+      <w:rPr>
+        <w:sz w:val="16"/>
+        <w:szCs w:val="16"/>
+      </w:rPr>
+      <w:t>3700  |</w:t>
+    </w:r>
+    <w:proofErr w:type="gramEnd"/>
+    <w:r>
+      <w:rPr>
+        <w:sz w:val="16"/>
+        <w:szCs w:val="16"/>
+      </w:rPr>
+      <w:t xml:space="preserve">  historicengland.org.uk</w:t>
     </w:r>
   </w:p>
   <w:p>
@@ -2860,6 +2940,16 @@
 </file>
 
 <file path=customXml/item1.xml><?xml version="1.0" encoding="utf-8"?>
+<p:properties xmlns:p="http://schemas.microsoft.com/office/2006/metadata/properties" xmlns:xsi="http://www.w3.org/2001/XMLSchema-instance" xmlns:pc="http://schemas.microsoft.com/office/infopath/2007/PartnerControls">
+  <documentManagement>
+    <lcf76f155ced4ddcb4097134ff3c332f xmlns="15cbe5fe-a4ea-4c05-b898-23c40f76a47d">
+      <Terms xmlns="http://schemas.microsoft.com/office/infopath/2007/PartnerControls"/>
+    </lcf76f155ced4ddcb4097134ff3c332f>
+  </documentManagement>
+</p:properties>
+</file>
+
+<file path=customXml/item2.xml><?xml version="1.0" encoding="utf-8"?>
 <ct:contentTypeSchema xmlns:ct="http://schemas.microsoft.com/office/2006/metadata/contentType" xmlns:ma="http://schemas.microsoft.com/office/2006/metadata/properties/metaAttributes" ct:_="" ma:_="" ma:contentTypeName="Document" ma:contentTypeID="0x010100C5565420FCD8C44E84101235CBEBD69B" ma:contentTypeVersion="8" ma:contentTypeDescription="Create a new document." ma:contentTypeScope="" ma:versionID="5ae0978ac079970eb89ee730d4f7bb62">
   <xsd:schema xmlns:xsd="http://www.w3.org/2001/XMLSchema" xmlns:xs="http://www.w3.org/2001/XMLSchema" xmlns:p="http://schemas.microsoft.com/office/2006/metadata/properties" xmlns:ns2="15cbe5fe-a4ea-4c05-b898-23c40f76a47d" targetNamespace="http://schemas.microsoft.com/office/2006/metadata/properties" ma:root="true" ma:fieldsID="58940ddf787972d6e3bd4503c168aeb5" ns2:_="">
     <xsd:import namespace="15cbe5fe-a4ea-4c05-b898-23c40f76a47d"/>
@@ -3023,16 +3113,6 @@
 </ct:contentTypeSchema>
 </file>
 
-<file path=customXml/item2.xml><?xml version="1.0" encoding="utf-8"?>
-<p:properties xmlns:p="http://schemas.microsoft.com/office/2006/metadata/properties" xmlns:xsi="http://www.w3.org/2001/XMLSchema-instance" xmlns:pc="http://schemas.microsoft.com/office/infopath/2007/PartnerControls">
-  <documentManagement>
-    <lcf76f155ced4ddcb4097134ff3c332f xmlns="15cbe5fe-a4ea-4c05-b898-23c40f76a47d">
-      <Terms xmlns="http://schemas.microsoft.com/office/infopath/2007/PartnerControls"/>
-    </lcf76f155ced4ddcb4097134ff3c332f>
-  </documentManagement>
-</p:properties>
-</file>
-
 <file path=customXml/item3.xml><?xml version="1.0" encoding="utf-8"?>
 <?mso-contentType ?>
 <FormTemplates xmlns="http://schemas.microsoft.com/sharepoint/v3/contenttype/forms">
@@ -3043,6 +3123,16 @@
 </file>
 
 <file path=customXml/itemProps1.xml><?xml version="1.0" encoding="utf-8"?>
+<ds:datastoreItem xmlns:ds="http://schemas.openxmlformats.org/officeDocument/2006/customXml" ds:itemID="{4E456FB0-4CA7-4355-8882-969D12BF7A1D}">
+  <ds:schemaRefs>
+    <ds:schemaRef ds:uri="http://schemas.microsoft.com/office/2006/metadata/properties"/>
+    <ds:schemaRef ds:uri="http://schemas.microsoft.com/office/infopath/2007/PartnerControls"/>
+    <ds:schemaRef ds:uri="15cbe5fe-a4ea-4c05-b898-23c40f76a47d"/>
+  </ds:schemaRefs>
+</ds:datastoreItem>
+</file>
+
+<file path=customXml/itemProps2.xml><?xml version="1.0" encoding="utf-8"?>
 <ds:datastoreItem xmlns:ds="http://schemas.openxmlformats.org/officeDocument/2006/customXml" ds:itemID="{B1A8F8A6-06CE-459D-B2DE-F6CEA2EE9D0E}">
   <ds:schemaRefs>
     <ds:schemaRef ds:uri="http://schemas.microsoft.com/office/2006/metadata/contentType"/>
@@ -3060,16 +3150,6 @@
 </ds:datastoreItem>
 </file>
 
-<file path=customXml/itemProps2.xml><?xml version="1.0" encoding="utf-8"?>
-<ds:datastoreItem xmlns:ds="http://schemas.openxmlformats.org/officeDocument/2006/customXml" ds:itemID="{4E456FB0-4CA7-4355-8882-969D12BF7A1D}">
-  <ds:schemaRefs>
-    <ds:schemaRef ds:uri="http://schemas.microsoft.com/office/2006/metadata/properties"/>
-    <ds:schemaRef ds:uri="http://schemas.microsoft.com/office/infopath/2007/PartnerControls"/>
-    <ds:schemaRef ds:uri="15cbe5fe-a4ea-4c05-b898-23c40f76a47d"/>
-  </ds:schemaRefs>
-</ds:datastoreItem>
-</file>
-
 <file path=customXml/itemProps3.xml><?xml version="1.0" encoding="utf-8"?>
 <ds:datastoreItem xmlns:ds="http://schemas.openxmlformats.org/officeDocument/2006/customXml" ds:itemID="{82CA82EA-5203-4622-B659-A52A37C0B2F5}">
   <ds:schemaRefs>

--- a/arches_her/docx/Opt out Implications Letter.docx
+++ b/arches_her/docx/Opt out Implications Letter.docx
@@ -121,7 +121,7 @@
               <w:spacing w:after="0" w:line="240" w:lineRule="auto"/>
             </w:pPr>
             <w:r>
-              <w:t xml:space="preserve">&lt;Address of consulting organisation&gt;   </w:t>
+              <w:t>&lt;Address of consulting organisation&gt;</w:t>
             </w:r>
           </w:p>
         </w:tc>
@@ -548,7 +548,7 @@
         <w:t xml:space="preserve">The Greater London Archaeological Advisory Service (GLAAS) maintains the Historic Environment Record and gives advice to local planning authorities on archaeology and planning for those authorities that have opted in to our service. </w:t>
       </w:r>
       <w:r>
-        <w:t xml:space="preserve">  Our advice follows the National Planning Policy Framework (NPPF) and the GLAAS Charter.</w:t>
+        <w:t xml:space="preserve"> Our advice follows the National Planning Policy Framework (NPPF) and the GLAAS Charter.</w:t>
       </w:r>
     </w:p>
     <w:p>
@@ -570,7 +570,7 @@
         <w:rPr>
           <w:rFonts w:eastAsia="Arial"/>
         </w:rPr>
-        <w:t xml:space="preserve">It is important that to support effective plan making and decision making, local planning authorities should maintain or have access to a Historic Environment Record.  This should contain up to date evidence about the historic environment in their area.  </w:t>
+        <w:t>It is important that to support effective plan making and decision making, local planning authorities should maintain or have access to a Historic Environment Record.  This should contain up to date evidence about the historic environment in their area.</w:t>
       </w:r>
     </w:p>
     <w:p>
@@ -610,26 +610,49 @@
         <w:t xml:space="preserve"> has not been kept up to date for your borough</w:t>
       </w:r>
       <w:r>
-        <w:t xml:space="preserve">.   </w:t>
-      </w:r>
-    </w:p>
-    <w:p>
-      <w:pPr>
-        <w:tabs>
-          <w:tab w:val="left" w:pos="5245"/>
-        </w:tabs>
-        <w:spacing w:after="0" w:line="240" w:lineRule="auto"/>
-      </w:pPr>
-    </w:p>
-    <w:p>
-      <w:pPr>
-        <w:tabs>
-          <w:tab w:val="left" w:pos="5245"/>
-        </w:tabs>
-        <w:spacing w:after="0" w:line="240" w:lineRule="auto"/>
-      </w:pPr>
-      <w:r>
-        <w:t>Please contact the GLAAS Team Leader (sandy.kidd@historicengland.org.uk) if you wish to enter into a service level agreement.</w:t>
+        <w:t>.</w:t>
+      </w:r>
+    </w:p>
+    <w:p>
+      <w:pPr>
+        <w:tabs>
+          <w:tab w:val="left" w:pos="5245"/>
+        </w:tabs>
+        <w:spacing w:after="0" w:line="240" w:lineRule="auto"/>
+      </w:pPr>
+    </w:p>
+    <w:p>
+      <w:pPr>
+        <w:tabs>
+          <w:tab w:val="left" w:pos="5245"/>
+        </w:tabs>
+        <w:spacing w:after="0" w:line="240" w:lineRule="auto"/>
+      </w:pPr>
+      <w:r>
+        <w:t>Please contact the GLAAS Team Leader (</w:t>
+      </w:r>
+      <w:hyperlink r:id="rId11" w:history="1">
+        <w:r>
+          <w:rPr>
+            <w:rStyle w:val="Hyperlink"/>
+          </w:rPr>
+          <w:t>sandy.kidd@historic</w:t>
+        </w:r>
+        <w:r>
+          <w:rPr>
+            <w:rStyle w:val="Hyperlink"/>
+          </w:rPr>
+          <w:t>e</w:t>
+        </w:r>
+        <w:r>
+          <w:rPr>
+            <w:rStyle w:val="Hyperlink"/>
+          </w:rPr>
+          <w:t>ngland.org.uk</w:t>
+        </w:r>
+      </w:hyperlink>
+      <w:r>
+        <w:t>) if you wish to enter into a service level agreement.</w:t>
       </w:r>
     </w:p>
     <w:p>
@@ -818,7 +841,7 @@
         <w:spacing w:after="0" w:line="240" w:lineRule="auto"/>
       </w:pPr>
       <w:r>
-        <w:t xml:space="preserve">NPPF Section 20 and the London Plan (2021 Policy HC1) recognise the positive contribution of heritage assets of all kinds and make the conservation of archaeological interest a material planning consideration.  </w:t>
+        <w:t>NPPF Section 20 and the London Plan (2021 Policy HC1) recognise the positive contribution of heritage assets of all kinds and make the conservation of archaeological interest a material planning consideration.</w:t>
       </w:r>
     </w:p>
     <w:p>
@@ -843,7 +866,7 @@
         <w:t xml:space="preserve">maintain or </w:t>
       </w:r>
       <w:r>
-        <w:t>have access to an up-to-date Historic Environment Record (HER).   In London, this is the Greater London Historic Environment Record (GLHER).  As well as recording known heritage assets, the GLHER helps identify where currently unidentified heritage assets, particularly sites of historic and archaeological interest will be discovered in the future through London’s Archaeological Priority Area system endorsed by London Plan Policy HC1.</w:t>
+        <w:t>have access to an up-to-date Historic Environment Record (HER).  In London, this is the Greater London Historic Environment Record (GLHER).  As well as recording known heritage assets, the GLHER helps identify where currently unidentified heritage assets, particularly sites of historic and archaeological interest will be discovered in the future through London’s Archaeological Priority Area system endorsed by London Plan Policy HC1.</w:t>
       </w:r>
     </w:p>
     <w:p>
@@ -883,7 +906,13 @@
         <w:t>should be undertaken, and a</w:t>
       </w:r>
       <w:r>
-        <w:t xml:space="preserve"> field evaluation may also be necessary. The relevant historic environment record should be referred to in making this assessment, and appropriate expertise employed where necessary.</w:t>
+        <w:t xml:space="preserve"> field evaluation may also be necessary.</w:t>
+      </w:r>
+      <w:r>
+        <w:t xml:space="preserve"> </w:t>
+      </w:r>
+      <w:r>
+        <w:t xml:space="preserve"> The relevant historic environment record should be referred to in making this assessment, and appropriate expertise employed where necessary.</w:t>
       </w:r>
     </w:p>
     <w:p>
@@ -923,6 +952,9 @@
         <w:t xml:space="preserve">to scheduled monuments. </w:t>
       </w:r>
       <w:r>
+        <w:t xml:space="preserve"> </w:t>
+      </w:r>
+      <w:r>
         <w:t>Where a development proposal would harm the significance of a non-designated heritage asset, this should be weighed against the benefits of the proposal and a balanced judgement made having regard to the scale of harm or loss and the significance of the non-designated heritage asset.</w:t>
       </w:r>
     </w:p>
@@ -960,62 +992,65 @@
         <w:rPr>
           <w:rFonts w:eastAsia="Arial"/>
         </w:rPr>
-        <w:t xml:space="preserve"> the positive contributions heritage assets can make to sustainable communities and to places.  </w:t>
+        <w:t xml:space="preserve"> the positive contributions heritage assets can make to sustainable communities and to places.</w:t>
+      </w:r>
+    </w:p>
+    <w:p>
+      <w:pPr>
+        <w:tabs>
+          <w:tab w:val="left" w:pos="5245"/>
+        </w:tabs>
+        <w:spacing w:after="0" w:line="240" w:lineRule="auto"/>
+      </w:pPr>
+    </w:p>
+    <w:p>
+      <w:pPr>
+        <w:tabs>
+          <w:tab w:val="left" w:pos="5245"/>
+        </w:tabs>
+        <w:spacing w:after="0" w:line="240" w:lineRule="auto"/>
+      </w:pPr>
+      <w:r>
+        <w:t>London Plan Policy HC1</w:t>
+      </w:r>
+      <w:r>
+        <w:t xml:space="preserve"> days that development proposals should avoid harm and identify enhancement opportunities by integrating heritage considerations </w:t>
+      </w:r>
+      <w:proofErr w:type="gramStart"/>
+      <w:r>
+        <w:t>early on in the</w:t>
+      </w:r>
+      <w:proofErr w:type="gramEnd"/>
+      <w:r>
+        <w:t xml:space="preserve"> design process.</w:t>
+      </w:r>
+    </w:p>
+    <w:p>
+      <w:pPr>
+        <w:tabs>
+          <w:tab w:val="left" w:pos="5245"/>
+        </w:tabs>
+        <w:spacing w:after="0" w:line="240" w:lineRule="auto"/>
+      </w:pPr>
+    </w:p>
+    <w:p>
+      <w:pPr>
+        <w:tabs>
+          <w:tab w:val="left" w:pos="5245"/>
+        </w:tabs>
+        <w:spacing w:after="0" w:line="240" w:lineRule="auto"/>
+      </w:pPr>
+      <w:r>
+        <w:t xml:space="preserve">Policy HE10 of the NPPF says that </w:t>
+      </w:r>
+      <w:r>
+        <w:t xml:space="preserve">heritage assets with archaeological interest should be preserved in situ where feasible. </w:t>
       </w:r>
       <w:r>
         <w:t xml:space="preserve"> </w:t>
       </w:r>
-    </w:p>
-    <w:p>
-      <w:pPr>
-        <w:tabs>
-          <w:tab w:val="left" w:pos="5245"/>
-        </w:tabs>
-        <w:spacing w:after="0" w:line="240" w:lineRule="auto"/>
-      </w:pPr>
-    </w:p>
-    <w:p>
-      <w:pPr>
-        <w:tabs>
-          <w:tab w:val="left" w:pos="5245"/>
-        </w:tabs>
-        <w:spacing w:after="0" w:line="240" w:lineRule="auto"/>
-      </w:pPr>
-      <w:r>
-        <w:t>London Plan Policy HC1</w:t>
-      </w:r>
-      <w:r>
-        <w:t xml:space="preserve"> days that development proposals should avoid harm and identify enhancement opportunities by integrating heritage considerations </w:t>
-      </w:r>
-      <w:proofErr w:type="gramStart"/>
-      <w:r>
-        <w:t>early on in the</w:t>
-      </w:r>
-      <w:proofErr w:type="gramEnd"/>
-      <w:r>
-        <w:t xml:space="preserve"> design process.</w:t>
-      </w:r>
-    </w:p>
-    <w:p>
-      <w:pPr>
-        <w:tabs>
-          <w:tab w:val="left" w:pos="5245"/>
-        </w:tabs>
-        <w:spacing w:after="0" w:line="240" w:lineRule="auto"/>
-      </w:pPr>
-    </w:p>
-    <w:p>
-      <w:pPr>
-        <w:tabs>
-          <w:tab w:val="left" w:pos="5245"/>
-        </w:tabs>
-        <w:spacing w:after="0" w:line="240" w:lineRule="auto"/>
-      </w:pPr>
-      <w:r>
-        <w:t xml:space="preserve">Policy HE10 of the NPPF says that </w:t>
-      </w:r>
-      <w:r>
-        <w:t xml:space="preserve">heritage assets with archaeological interest should be preserved in situ where feasible. Where an asset cannot be preserved or managed on-site, </w:t>
+      <w:r>
+        <w:t xml:space="preserve">Where an asset cannot be preserved or managed on-site, </w:t>
       </w:r>
       <w:r>
         <w:lastRenderedPageBreak/>
@@ -1028,7 +1063,7 @@
         <w:t>qualified individuals or organisations</w:t>
       </w:r>
       <w:r>
-        <w:t xml:space="preserve">.  </w:t>
+        <w:t>.</w:t>
       </w:r>
     </w:p>
     <w:p>
@@ -1083,34 +1118,28 @@
         <w:t xml:space="preserve"> </w:t>
       </w:r>
       <w:r>
-        <w:t>the Greater London Historic Environment Record</w:t>
-      </w:r>
-      <w:r>
-        <w:rPr>
-          <w:color w:val="FF0000"/>
-        </w:rPr>
-        <w:t>,</w:t>
+        <w:t xml:space="preserve">the </w:t>
+      </w:r>
+      <w:r>
+        <w:t xml:space="preserve">Greater London Historic Environment Record, </w:t>
+      </w:r>
+      <w:r>
+        <w:t xml:space="preserve">we consider that </w:t>
+      </w:r>
+      <w:r>
+        <w:t xml:space="preserve">you need professional advice on the effects </w:t>
+      </w:r>
+      <w:r>
+        <w:t xml:space="preserve">of this application </w:t>
+      </w:r>
+      <w:r>
+        <w:t>on archaeological interest and the</w:t>
       </w:r>
       <w:r>
         <w:t xml:space="preserve"> </w:t>
       </w:r>
       <w:r>
-        <w:t xml:space="preserve">we consider that </w:t>
-      </w:r>
-      <w:r>
-        <w:t xml:space="preserve">you need professional advice on the effects </w:t>
-      </w:r>
-      <w:r>
-        <w:t xml:space="preserve">of this application </w:t>
-      </w:r>
-      <w:r>
-        <w:t>on archaeological interest and the</w:t>
-      </w:r>
-      <w:r>
-        <w:t xml:space="preserve"> </w:t>
-      </w:r>
-      <w:r>
-        <w:t xml:space="preserve">implications for the planning decision.  </w:t>
+        <w:t>implications for the planning decision.</w:t>
       </w:r>
     </w:p>
     <w:p>
@@ -1201,7 +1230,6 @@
         <w:rPr>
           <w:b/>
           <w:bCs/>
-          <w:color w:val="FF0000"/>
         </w:rPr>
         <w:t xml:space="preserve"> </w:t>
       </w:r>
@@ -1224,8 +1252,8 @@
     <w:p/>
     <w:p/>
     <w:sectPr>
-      <w:headerReference w:type="default" r:id="rId10"/>
-      <w:footerReference w:type="default" r:id="rId11"/>
+      <w:headerReference w:type="default" r:id="rId12"/>
+      <w:footerReference w:type="default" r:id="rId13"/>
       <w:pgSz w:w="11906" w:h="16838"/>
       <w:pgMar w:top="2024" w:right="907" w:bottom="907" w:left="907" w:header="170" w:footer="442" w:gutter="0"/>
       <w:cols w:space="720"/>
@@ -1323,7 +1351,7 @@
             </wp:anchor>
           </w:drawing>
         </mc:Choice>
-        <mc:Fallback xmlns:arto="http://schemas.microsoft.com/office/word/2006/arto" xmlns:a="http://schemas.openxmlformats.org/drawingml/2006/main">
+        <mc:Fallback xmlns:a="http://schemas.openxmlformats.org/drawingml/2006/main" xmlns:arto="http://schemas.microsoft.com/office/word/2006/arto">
           <w:pict>
             <v:shapetype id="_x0000_t32" coordsize="21600,21600" o:oned="t" filled="f" o:spt="32" path="m,l21600,21600e" w14:anchorId="2CBF1BFB">
               <v:path fillok="f" arrowok="t" o:connecttype="none"/>
@@ -1388,7 +1416,7 @@
             </wp:anchor>
           </w:drawing>
         </mc:Choice>
-        <mc:Fallback xmlns:arto="http://schemas.microsoft.com/office/word/2006/arto" xmlns:a="http://schemas.openxmlformats.org/drawingml/2006/main">
+        <mc:Fallback xmlns:a="http://schemas.openxmlformats.org/drawingml/2006/main" xmlns:arto="http://schemas.microsoft.com/office/word/2006/arto">
           <w:pict>
             <v:shape id="Straight Connector 2" style="position:absolute;margin-left:1.6pt;margin-top:.5pt;width:0;height:0;z-index:251661312;visibility:visible;mso-wrap-style:square;mso-wrap-distance-left:9pt;mso-wrap-distance-top:0;mso-wrap-distance-right:9pt;mso-wrap-distance-bottom:0;mso-position-horizontal:absolute;mso-position-horizontal-relative:margin;mso-position-vertical:absolute;mso-position-vertical-relative:text" o:spid="_x0000_s1026" strokeweight=".08811mm" type="#_x0000_t32" o:gfxdata="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" w14:anchorId="613E3343">
               <v:stroke joinstyle="miter"/>
@@ -2621,6 +2649,41 @@
       <w:szCs w:val="20"/>
     </w:rPr>
   </w:style>
+  <w:style w:type="character" w:styleId="Hyperlink">
+    <w:name w:val="Hyperlink"/>
+    <w:basedOn w:val="DefaultParagraphFont"/>
+    <w:uiPriority w:val="99"/>
+    <w:unhideWhenUsed/>
+    <w:rsid w:val="00CA6FF8"/>
+    <w:rPr>
+      <w:color w:val="467886" w:themeColor="hyperlink"/>
+      <w:u w:val="single"/>
+    </w:rPr>
+  </w:style>
+  <w:style w:type="character" w:styleId="UnresolvedMention">
+    <w:name w:val="Unresolved Mention"/>
+    <w:basedOn w:val="DefaultParagraphFont"/>
+    <w:uiPriority w:val="99"/>
+    <w:semiHidden/>
+    <w:unhideWhenUsed/>
+    <w:rsid w:val="00CA6FF8"/>
+    <w:rPr>
+      <w:color w:val="605E5C"/>
+      <w:shd w:val="clear" w:color="auto" w:fill="E1DFDD"/>
+    </w:rPr>
+  </w:style>
+  <w:style w:type="character" w:styleId="FollowedHyperlink">
+    <w:name w:val="FollowedHyperlink"/>
+    <w:basedOn w:val="DefaultParagraphFont"/>
+    <w:uiPriority w:val="99"/>
+    <w:semiHidden/>
+    <w:unhideWhenUsed/>
+    <w:rsid w:val="00064F67"/>
+    <w:rPr>
+      <w:color w:val="96607D" w:themeColor="followedHyperlink"/>
+      <w:u w:val="single"/>
+    </w:rPr>
+  </w:style>
 </w:styles>
 </file>
 
@@ -2940,16 +3003,6 @@
 </file>
 
 <file path=customXml/item1.xml><?xml version="1.0" encoding="utf-8"?>
-<p:properties xmlns:p="http://schemas.microsoft.com/office/2006/metadata/properties" xmlns:xsi="http://www.w3.org/2001/XMLSchema-instance" xmlns:pc="http://schemas.microsoft.com/office/infopath/2007/PartnerControls">
-  <documentManagement>
-    <lcf76f155ced4ddcb4097134ff3c332f xmlns="15cbe5fe-a4ea-4c05-b898-23c40f76a47d">
-      <Terms xmlns="http://schemas.microsoft.com/office/infopath/2007/PartnerControls"/>
-    </lcf76f155ced4ddcb4097134ff3c332f>
-  </documentManagement>
-</p:properties>
-</file>
-
-<file path=customXml/item2.xml><?xml version="1.0" encoding="utf-8"?>
 <ct:contentTypeSchema xmlns:ct="http://schemas.microsoft.com/office/2006/metadata/contentType" xmlns:ma="http://schemas.microsoft.com/office/2006/metadata/properties/metaAttributes" ct:_="" ma:_="" ma:contentTypeName="Document" ma:contentTypeID="0x010100C5565420FCD8C44E84101235CBEBD69B" ma:contentTypeVersion="8" ma:contentTypeDescription="Create a new document." ma:contentTypeScope="" ma:versionID="5ae0978ac079970eb89ee730d4f7bb62">
   <xsd:schema xmlns:xsd="http://www.w3.org/2001/XMLSchema" xmlns:xs="http://www.w3.org/2001/XMLSchema" xmlns:p="http://schemas.microsoft.com/office/2006/metadata/properties" xmlns:ns2="15cbe5fe-a4ea-4c05-b898-23c40f76a47d" targetNamespace="http://schemas.microsoft.com/office/2006/metadata/properties" ma:root="true" ma:fieldsID="58940ddf787972d6e3bd4503c168aeb5" ns2:_="">
     <xsd:import namespace="15cbe5fe-a4ea-4c05-b898-23c40f76a47d"/>
@@ -3113,6 +3166,16 @@
 </ct:contentTypeSchema>
 </file>
 
+<file path=customXml/item2.xml><?xml version="1.0" encoding="utf-8"?>
+<p:properties xmlns:p="http://schemas.microsoft.com/office/2006/metadata/properties" xmlns:xsi="http://www.w3.org/2001/XMLSchema-instance" xmlns:pc="http://schemas.microsoft.com/office/infopath/2007/PartnerControls">
+  <documentManagement>
+    <lcf76f155ced4ddcb4097134ff3c332f xmlns="15cbe5fe-a4ea-4c05-b898-23c40f76a47d">
+      <Terms xmlns="http://schemas.microsoft.com/office/infopath/2007/PartnerControls"/>
+    </lcf76f155ced4ddcb4097134ff3c332f>
+  </documentManagement>
+</p:properties>
+</file>
+
 <file path=customXml/item3.xml><?xml version="1.0" encoding="utf-8"?>
 <?mso-contentType ?>
 <FormTemplates xmlns="http://schemas.microsoft.com/sharepoint/v3/contenttype/forms">
@@ -3122,17 +3185,11 @@
 </FormTemplates>
 </file>
 
-<file path=customXml/itemProps1.xml><?xml version="1.0" encoding="utf-8"?>
-<ds:datastoreItem xmlns:ds="http://schemas.openxmlformats.org/officeDocument/2006/customXml" ds:itemID="{4E456FB0-4CA7-4355-8882-969D12BF7A1D}">
-  <ds:schemaRefs>
-    <ds:schemaRef ds:uri="http://schemas.microsoft.com/office/2006/metadata/properties"/>
-    <ds:schemaRef ds:uri="http://schemas.microsoft.com/office/infopath/2007/PartnerControls"/>
-    <ds:schemaRef ds:uri="15cbe5fe-a4ea-4c05-b898-23c40f76a47d"/>
-  </ds:schemaRefs>
-</ds:datastoreItem>
+<file path=customXml/item4.xml><?xml version="1.0" encoding="utf-8"?>
+<b:Sources xmlns:b="http://schemas.openxmlformats.org/officeDocument/2006/bibliography" xmlns="http://schemas.openxmlformats.org/officeDocument/2006/bibliography" SelectedStyle="\APASixthEditionOfficeOnline.xsl" StyleName="APA" Version="6"/>
 </file>
 
-<file path=customXml/itemProps2.xml><?xml version="1.0" encoding="utf-8"?>
+<file path=customXml/itemProps1.xml><?xml version="1.0" encoding="utf-8"?>
 <ds:datastoreItem xmlns:ds="http://schemas.openxmlformats.org/officeDocument/2006/customXml" ds:itemID="{B1A8F8A6-06CE-459D-B2DE-F6CEA2EE9D0E}">
   <ds:schemaRefs>
     <ds:schemaRef ds:uri="http://schemas.microsoft.com/office/2006/metadata/contentType"/>
@@ -3150,10 +3207,28 @@
 </ds:datastoreItem>
 </file>
 
+<file path=customXml/itemProps2.xml><?xml version="1.0" encoding="utf-8"?>
+<ds:datastoreItem xmlns:ds="http://schemas.openxmlformats.org/officeDocument/2006/customXml" ds:itemID="{4E456FB0-4CA7-4355-8882-969D12BF7A1D}">
+  <ds:schemaRefs>
+    <ds:schemaRef ds:uri="http://schemas.microsoft.com/office/2006/metadata/properties"/>
+    <ds:schemaRef ds:uri="http://schemas.microsoft.com/office/infopath/2007/PartnerControls"/>
+    <ds:schemaRef ds:uri="15cbe5fe-a4ea-4c05-b898-23c40f76a47d"/>
+  </ds:schemaRefs>
+</ds:datastoreItem>
+</file>
+
 <file path=customXml/itemProps3.xml><?xml version="1.0" encoding="utf-8"?>
 <ds:datastoreItem xmlns:ds="http://schemas.openxmlformats.org/officeDocument/2006/customXml" ds:itemID="{82CA82EA-5203-4622-B659-A52A37C0B2F5}">
   <ds:schemaRefs>
     <ds:schemaRef ds:uri="http://schemas.microsoft.com/sharepoint/v3/contenttype/forms"/>
   </ds:schemaRefs>
 </ds:datastoreItem>
+</file>
+
+<file path=customXml/itemProps4.xml><?xml version="1.0" encoding="utf-8"?>
+<ds:datastoreItem xmlns:ds="http://schemas.openxmlformats.org/officeDocument/2006/customXml" ds:itemID="{8322C042-2345-4A68-BD8F-0CF1DB313AF2}">
+  <ds:schemaRefs>
+    <ds:schemaRef ds:uri="http://schemas.openxmlformats.org/officeDocument/2006/bibliography"/>
+  </ds:schemaRefs>
+</ds:datastoreItem>
 </file>
--- a/arches_her/docx/Opt out Implications Letter.docx
+++ b/arches_her/docx/Opt out Implications Letter.docx
@@ -636,19 +636,7 @@
           <w:rPr>
             <w:rStyle w:val="Hyperlink"/>
           </w:rPr>
-          <w:t>sandy.kidd@historic</w:t>
-        </w:r>
-        <w:r>
-          <w:rPr>
-            <w:rStyle w:val="Hyperlink"/>
-          </w:rPr>
-          <w:t>e</w:t>
-        </w:r>
-        <w:r>
-          <w:rPr>
-            <w:rStyle w:val="Hyperlink"/>
-          </w:rPr>
-          <w:t>ngland.org.uk</w:t>
+          <w:t>sandy.kidd@historicengland.org.uk</w:t>
         </w:r>
       </w:hyperlink>
       <w:r>
@@ -1351,7 +1339,7 @@
             </wp:anchor>
           </w:drawing>
         </mc:Choice>
-        <mc:Fallback xmlns:a="http://schemas.openxmlformats.org/drawingml/2006/main" xmlns:arto="http://schemas.microsoft.com/office/word/2006/arto">
+        <mc:Fallback xmlns:arto="http://schemas.microsoft.com/office/word/2006/arto" xmlns:a="http://schemas.openxmlformats.org/drawingml/2006/main">
           <w:pict>
             <v:shapetype id="_x0000_t32" coordsize="21600,21600" o:oned="t" filled="f" o:spt="32" path="m,l21600,21600e" w14:anchorId="2CBF1BFB">
               <v:path fillok="f" arrowok="t" o:connecttype="none"/>
@@ -1416,7 +1404,7 @@
             </wp:anchor>
           </w:drawing>
         </mc:Choice>
-        <mc:Fallback xmlns:a="http://schemas.openxmlformats.org/drawingml/2006/main" xmlns:arto="http://schemas.microsoft.com/office/word/2006/arto">
+        <mc:Fallback xmlns:arto="http://schemas.microsoft.com/office/word/2006/arto" xmlns:a="http://schemas.openxmlformats.org/drawingml/2006/main">
           <w:pict>
             <v:shape id="Straight Connector 2" style="position:absolute;margin-left:1.6pt;margin-top:.5pt;width:0;height:0;z-index:251661312;visibility:visible;mso-wrap-style:square;mso-wrap-distance-left:9pt;mso-wrap-distance-top:0;mso-wrap-distance-right:9pt;mso-wrap-distance-bottom:0;mso-position-horizontal:absolute;mso-position-horizontal-relative:margin;mso-position-vertical:absolute;mso-position-vertical-relative:text" o:spid="_x0000_s1026" strokeweight=".08811mm" type="#_x0000_t32" o:gfxdata="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" w14:anchorId="613E3343">
               <v:stroke joinstyle="miter"/>
@@ -3003,6 +2991,25 @@
 </file>
 
 <file path=customXml/item1.xml><?xml version="1.0" encoding="utf-8"?>
+<?mso-contentType ?>
+<FormTemplates xmlns="http://schemas.microsoft.com/sharepoint/v3/contenttype/forms">
+  <Display>DocumentLibraryForm</Display>
+  <Edit>DocumentLibraryForm</Edit>
+  <New>DocumentLibraryForm</New>
+</FormTemplates>
+</file>
+
+<file path=customXml/item2.xml><?xml version="1.0" encoding="utf-8"?>
+<p:properties xmlns:p="http://schemas.microsoft.com/office/2006/metadata/properties" xmlns:xsi="http://www.w3.org/2001/XMLSchema-instance" xmlns:pc="http://schemas.microsoft.com/office/infopath/2007/PartnerControls">
+  <documentManagement>
+    <lcf76f155ced4ddcb4097134ff3c332f xmlns="15cbe5fe-a4ea-4c05-b898-23c40f76a47d">
+      <Terms xmlns="http://schemas.microsoft.com/office/infopath/2007/PartnerControls"/>
+    </lcf76f155ced4ddcb4097134ff3c332f>
+  </documentManagement>
+</p:properties>
+</file>
+
+<file path=customXml/item3.xml><?xml version="1.0" encoding="utf-8"?>
 <ct:contentTypeSchema xmlns:ct="http://schemas.microsoft.com/office/2006/metadata/contentType" xmlns:ma="http://schemas.microsoft.com/office/2006/metadata/properties/metaAttributes" ct:_="" ma:_="" ma:contentTypeName="Document" ma:contentTypeID="0x010100C5565420FCD8C44E84101235CBEBD69B" ma:contentTypeVersion="8" ma:contentTypeDescription="Create a new document." ma:contentTypeScope="" ma:versionID="5ae0978ac079970eb89ee730d4f7bb62">
   <xsd:schema xmlns:xsd="http://www.w3.org/2001/XMLSchema" xmlns:xs="http://www.w3.org/2001/XMLSchema" xmlns:p="http://schemas.microsoft.com/office/2006/metadata/properties" xmlns:ns2="15cbe5fe-a4ea-4c05-b898-23c40f76a47d" targetNamespace="http://schemas.microsoft.com/office/2006/metadata/properties" ma:root="true" ma:fieldsID="58940ddf787972d6e3bd4503c168aeb5" ns2:_="">
     <xsd:import namespace="15cbe5fe-a4ea-4c05-b898-23c40f76a47d"/>
@@ -3166,30 +3173,29 @@
 </ct:contentTypeSchema>
 </file>
 
-<file path=customXml/item2.xml><?xml version="1.0" encoding="utf-8"?>
-<p:properties xmlns:p="http://schemas.microsoft.com/office/2006/metadata/properties" xmlns:xsi="http://www.w3.org/2001/XMLSchema-instance" xmlns:pc="http://schemas.microsoft.com/office/infopath/2007/PartnerControls">
-  <documentManagement>
-    <lcf76f155ced4ddcb4097134ff3c332f xmlns="15cbe5fe-a4ea-4c05-b898-23c40f76a47d">
-      <Terms xmlns="http://schemas.microsoft.com/office/infopath/2007/PartnerControls"/>
-    </lcf76f155ced4ddcb4097134ff3c332f>
-  </documentManagement>
-</p:properties>
-</file>
-
-<file path=customXml/item3.xml><?xml version="1.0" encoding="utf-8"?>
-<?mso-contentType ?>
-<FormTemplates xmlns="http://schemas.microsoft.com/sharepoint/v3/contenttype/forms">
-  <Display>DocumentLibraryForm</Display>
-  <Edit>DocumentLibraryForm</Edit>
-  <New>DocumentLibraryForm</New>
-</FormTemplates>
-</file>
-
 <file path=customXml/item4.xml><?xml version="1.0" encoding="utf-8"?>
 <b:Sources xmlns:b="http://schemas.openxmlformats.org/officeDocument/2006/bibliography" xmlns="http://schemas.openxmlformats.org/officeDocument/2006/bibliography" SelectedStyle="\APASixthEditionOfficeOnline.xsl" StyleName="APA" Version="6"/>
 </file>
 
 <file path=customXml/itemProps1.xml><?xml version="1.0" encoding="utf-8"?>
+<ds:datastoreItem xmlns:ds="http://schemas.openxmlformats.org/officeDocument/2006/customXml" ds:itemID="{82CA82EA-5203-4622-B659-A52A37C0B2F5}">
+  <ds:schemaRefs>
+    <ds:schemaRef ds:uri="http://schemas.microsoft.com/sharepoint/v3/contenttype/forms"/>
+  </ds:schemaRefs>
+</ds:datastoreItem>
+</file>
+
+<file path=customXml/itemProps2.xml><?xml version="1.0" encoding="utf-8"?>
+<ds:datastoreItem xmlns:ds="http://schemas.openxmlformats.org/officeDocument/2006/customXml" ds:itemID="{4E456FB0-4CA7-4355-8882-969D12BF7A1D}">
+  <ds:schemaRefs>
+    <ds:schemaRef ds:uri="http://schemas.microsoft.com/office/2006/metadata/properties"/>
+    <ds:schemaRef ds:uri="http://schemas.microsoft.com/office/infopath/2007/PartnerControls"/>
+    <ds:schemaRef ds:uri="15cbe5fe-a4ea-4c05-b898-23c40f76a47d"/>
+  </ds:schemaRefs>
+</ds:datastoreItem>
+</file>
+
+<file path=customXml/itemProps3.xml><?xml version="1.0" encoding="utf-8"?>
 <ds:datastoreItem xmlns:ds="http://schemas.openxmlformats.org/officeDocument/2006/customXml" ds:itemID="{B1A8F8A6-06CE-459D-B2DE-F6CEA2EE9D0E}">
   <ds:schemaRefs>
     <ds:schemaRef ds:uri="http://schemas.microsoft.com/office/2006/metadata/contentType"/>
@@ -3207,24 +3213,6 @@
 </ds:datastoreItem>
 </file>
 
-<file path=customXml/itemProps2.xml><?xml version="1.0" encoding="utf-8"?>
-<ds:datastoreItem xmlns:ds="http://schemas.openxmlformats.org/officeDocument/2006/customXml" ds:itemID="{4E456FB0-4CA7-4355-8882-969D12BF7A1D}">
-  <ds:schemaRefs>
-    <ds:schemaRef ds:uri="http://schemas.microsoft.com/office/2006/metadata/properties"/>
-    <ds:schemaRef ds:uri="http://schemas.microsoft.com/office/infopath/2007/PartnerControls"/>
-    <ds:schemaRef ds:uri="15cbe5fe-a4ea-4c05-b898-23c40f76a47d"/>
-  </ds:schemaRefs>
-</ds:datastoreItem>
-</file>
-
-<file path=customXml/itemProps3.xml><?xml version="1.0" encoding="utf-8"?>
-<ds:datastoreItem xmlns:ds="http://schemas.openxmlformats.org/officeDocument/2006/customXml" ds:itemID="{82CA82EA-5203-4622-B659-A52A37C0B2F5}">
-  <ds:schemaRefs>
-    <ds:schemaRef ds:uri="http://schemas.microsoft.com/sharepoint/v3/contenttype/forms"/>
-  </ds:schemaRefs>
-</ds:datastoreItem>
-</file>
-
 <file path=customXml/itemProps4.xml><?xml version="1.0" encoding="utf-8"?>
 <ds:datastoreItem xmlns:ds="http://schemas.openxmlformats.org/officeDocument/2006/customXml" ds:itemID="{8322C042-2345-4A68-BD8F-0CF1DB313AF2}">
   <ds:schemaRefs>

--- a/arches_her/docx/Opt out Implications Letter.docx
+++ b/arches_her/docx/Opt out Implications Letter.docx
@@ -966,21 +966,7 @@
         <w:rPr>
           <w:rFonts w:eastAsia="Arial"/>
         </w:rPr>
-        <w:t xml:space="preserve"> that heritage assets should be conserved in a manner appropriate to their significance, and that development proposals should </w:t>
-      </w:r>
-      <w:proofErr w:type="gramStart"/>
-      <w:r>
-        <w:rPr>
-          <w:rFonts w:eastAsia="Arial"/>
-        </w:rPr>
-        <w:t>take into account</w:t>
-      </w:r>
-      <w:proofErr w:type="gramEnd"/>
-      <w:r>
-        <w:rPr>
-          <w:rFonts w:eastAsia="Arial"/>
-        </w:rPr>
-        <w:t xml:space="preserve"> the positive contributions heritage assets can make to sustainable communities and to places.</w:t>
+        <w:t xml:space="preserve"> that heritage assets should be conserved in a manner appropriate to their significance, and that development proposals should take into account the positive contributions heritage assets can make to sustainable communities and to places.</w:t>
       </w:r>
     </w:p>
     <w:p>
@@ -1002,15 +988,7 @@
         <w:t>London Plan Policy HC1</w:t>
       </w:r>
       <w:r>
-        <w:t xml:space="preserve"> days that development proposals should avoid harm and identify enhancement opportunities by integrating heritage considerations </w:t>
-      </w:r>
-      <w:proofErr w:type="gramStart"/>
-      <w:r>
-        <w:t>early on in the</w:t>
-      </w:r>
-      <w:proofErr w:type="gramEnd"/>
-      <w:r>
-        <w:t xml:space="preserve"> design process.</w:t>
+        <w:t xml:space="preserve"> days that development proposals should avoid harm and identify enhancement opportunities by integrating heritage considerations early on in the design process.</w:t>
       </w:r>
     </w:p>
     <w:p>
@@ -1164,6 +1142,17 @@
         </w:tabs>
         <w:spacing w:after="0" w:line="240" w:lineRule="auto"/>
       </w:pPr>
+      <w:r>
+        <w:t>Yours sincerely</w:t>
+      </w:r>
+    </w:p>
+    <w:p>
+      <w:pPr>
+        <w:tabs>
+          <w:tab w:val="left" w:pos="5245"/>
+        </w:tabs>
+        <w:spacing w:after="0" w:line="240" w:lineRule="auto"/>
+      </w:pPr>
     </w:p>
     <w:p>
       <w:pPr>
@@ -1204,37 +1193,21 @@
           <w:b/>
           <w:bCs/>
         </w:rPr>
-        <w:t xml:space="preserve">London and </w:t>
-      </w:r>
-      <w:proofErr w:type="gramStart"/>
+        <w:t>London and South</w:t>
+      </w:r>
       <w:r>
         <w:rPr>
           <w:b/>
           <w:bCs/>
         </w:rPr>
-        <w:t>South</w:t>
+        <w:t xml:space="preserve"> </w:t>
       </w:r>
       <w:r>
         <w:rPr>
           <w:b/>
           <w:bCs/>
         </w:rPr>
-        <w:t xml:space="preserve"> </w:t>
-      </w:r>
-      <w:r>
-        <w:rPr>
-          <w:b/>
-          <w:bCs/>
-        </w:rPr>
-        <w:t>East</w:t>
-      </w:r>
-      <w:proofErr w:type="gramEnd"/>
-      <w:r>
-        <w:rPr>
-          <w:b/>
-          <w:bCs/>
-        </w:rPr>
-        <w:t xml:space="preserve"> Region</w:t>
+        <w:t>East Region</w:t>
       </w:r>
     </w:p>
     <w:p/>
@@ -1339,7 +1312,7 @@
             </wp:anchor>
           </w:drawing>
         </mc:Choice>
-        <mc:Fallback xmlns:arto="http://schemas.microsoft.com/office/word/2006/arto" xmlns:a="http://schemas.openxmlformats.org/drawingml/2006/main">
+        <mc:Fallback xmlns:a="http://schemas.openxmlformats.org/drawingml/2006/main" xmlns:arto="http://schemas.microsoft.com/office/word/2006/arto">
           <w:pict>
             <v:shapetype id="_x0000_t32" coordsize="21600,21600" o:oned="t" filled="f" o:spt="32" path="m,l21600,21600e" w14:anchorId="2CBF1BFB">
               <v:path fillok="f" arrowok="t" o:connecttype="none"/>
@@ -1404,7 +1377,7 @@
             </wp:anchor>
           </w:drawing>
         </mc:Choice>
-        <mc:Fallback xmlns:arto="http://schemas.microsoft.com/office/word/2006/arto" xmlns:a="http://schemas.openxmlformats.org/drawingml/2006/main">
+        <mc:Fallback xmlns:a="http://schemas.openxmlformats.org/drawingml/2006/main" xmlns:arto="http://schemas.microsoft.com/office/word/2006/arto">
           <w:pict>
             <v:shape id="Straight Connector 2" style="position:absolute;margin-left:1.6pt;margin-top:.5pt;width:0;height:0;z-index:251661312;visibility:visible;mso-wrap-style:square;mso-wrap-distance-left:9pt;mso-wrap-distance-top:0;mso-wrap-distance-right:9pt;mso-wrap-distance-bottom:0;mso-position-horizontal:absolute;mso-position-horizontal-relative:margin;mso-position-vertical:absolute;mso-position-vertical-relative:text" o:spid="_x0000_s1026" strokeweight=".08811mm" type="#_x0000_t32" o:gfxdata="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" w14:anchorId="613E3343">
               <v:stroke joinstyle="miter"/>
@@ -1463,23 +1436,7 @@
         <w:sz w:val="16"/>
         <w:szCs w:val="16"/>
       </w:rPr>
-      <w:t xml:space="preserve">Telephone 020 7973 </w:t>
-    </w:r>
-    <w:proofErr w:type="gramStart"/>
-    <w:r>
-      <w:rPr>
-        <w:sz w:val="16"/>
-        <w:szCs w:val="16"/>
-      </w:rPr>
-      <w:t>3700  |</w:t>
-    </w:r>
-    <w:proofErr w:type="gramEnd"/>
-    <w:r>
-      <w:rPr>
-        <w:sz w:val="16"/>
-        <w:szCs w:val="16"/>
-      </w:rPr>
-      <w:t xml:space="preserve">  historicengland.org.uk</w:t>
+      <w:t>Telephone 020 7973 3700  |  historicengland.org.uk</w:t>
     </w:r>
   </w:p>
   <w:p>
@@ -2991,25 +2948,6 @@
 </file>
 
 <file path=customXml/item1.xml><?xml version="1.0" encoding="utf-8"?>
-<?mso-contentType ?>
-<FormTemplates xmlns="http://schemas.microsoft.com/sharepoint/v3/contenttype/forms">
-  <Display>DocumentLibraryForm</Display>
-  <Edit>DocumentLibraryForm</Edit>
-  <New>DocumentLibraryForm</New>
-</FormTemplates>
-</file>
-
-<file path=customXml/item2.xml><?xml version="1.0" encoding="utf-8"?>
-<p:properties xmlns:p="http://schemas.microsoft.com/office/2006/metadata/properties" xmlns:xsi="http://www.w3.org/2001/XMLSchema-instance" xmlns:pc="http://schemas.microsoft.com/office/infopath/2007/PartnerControls">
-  <documentManagement>
-    <lcf76f155ced4ddcb4097134ff3c332f xmlns="15cbe5fe-a4ea-4c05-b898-23c40f76a47d">
-      <Terms xmlns="http://schemas.microsoft.com/office/infopath/2007/PartnerControls"/>
-    </lcf76f155ced4ddcb4097134ff3c332f>
-  </documentManagement>
-</p:properties>
-</file>
-
-<file path=customXml/item3.xml><?xml version="1.0" encoding="utf-8"?>
 <ct:contentTypeSchema xmlns:ct="http://schemas.microsoft.com/office/2006/metadata/contentType" xmlns:ma="http://schemas.microsoft.com/office/2006/metadata/properties/metaAttributes" ct:_="" ma:_="" ma:contentTypeName="Document" ma:contentTypeID="0x010100C5565420FCD8C44E84101235CBEBD69B" ma:contentTypeVersion="8" ma:contentTypeDescription="Create a new document." ma:contentTypeScope="" ma:versionID="5ae0978ac079970eb89ee730d4f7bb62">
   <xsd:schema xmlns:xsd="http://www.w3.org/2001/XMLSchema" xmlns:xs="http://www.w3.org/2001/XMLSchema" xmlns:p="http://schemas.microsoft.com/office/2006/metadata/properties" xmlns:ns2="15cbe5fe-a4ea-4c05-b898-23c40f76a47d" targetNamespace="http://schemas.microsoft.com/office/2006/metadata/properties" ma:root="true" ma:fieldsID="58940ddf787972d6e3bd4503c168aeb5" ns2:_="">
     <xsd:import namespace="15cbe5fe-a4ea-4c05-b898-23c40f76a47d"/>
@@ -3173,29 +3111,30 @@
 </ct:contentTypeSchema>
 </file>
 
+<file path=customXml/item2.xml><?xml version="1.0" encoding="utf-8"?>
+<p:properties xmlns:p="http://schemas.microsoft.com/office/2006/metadata/properties" xmlns:xsi="http://www.w3.org/2001/XMLSchema-instance" xmlns:pc="http://schemas.microsoft.com/office/infopath/2007/PartnerControls">
+  <documentManagement>
+    <lcf76f155ced4ddcb4097134ff3c332f xmlns="15cbe5fe-a4ea-4c05-b898-23c40f76a47d">
+      <Terms xmlns="http://schemas.microsoft.com/office/infopath/2007/PartnerControls"/>
+    </lcf76f155ced4ddcb4097134ff3c332f>
+  </documentManagement>
+</p:properties>
+</file>
+
+<file path=customXml/item3.xml><?xml version="1.0" encoding="utf-8"?>
+<?mso-contentType ?>
+<FormTemplates xmlns="http://schemas.microsoft.com/sharepoint/v3/contenttype/forms">
+  <Display>DocumentLibraryForm</Display>
+  <Edit>DocumentLibraryForm</Edit>
+  <New>DocumentLibraryForm</New>
+</FormTemplates>
+</file>
+
 <file path=customXml/item4.xml><?xml version="1.0" encoding="utf-8"?>
 <b:Sources xmlns:b="http://schemas.openxmlformats.org/officeDocument/2006/bibliography" xmlns="http://schemas.openxmlformats.org/officeDocument/2006/bibliography" SelectedStyle="\APASixthEditionOfficeOnline.xsl" StyleName="APA" Version="6"/>
 </file>
 
 <file path=customXml/itemProps1.xml><?xml version="1.0" encoding="utf-8"?>
-<ds:datastoreItem xmlns:ds="http://schemas.openxmlformats.org/officeDocument/2006/customXml" ds:itemID="{82CA82EA-5203-4622-B659-A52A37C0B2F5}">
-  <ds:schemaRefs>
-    <ds:schemaRef ds:uri="http://schemas.microsoft.com/sharepoint/v3/contenttype/forms"/>
-  </ds:schemaRefs>
-</ds:datastoreItem>
-</file>
-
-<file path=customXml/itemProps2.xml><?xml version="1.0" encoding="utf-8"?>
-<ds:datastoreItem xmlns:ds="http://schemas.openxmlformats.org/officeDocument/2006/customXml" ds:itemID="{4E456FB0-4CA7-4355-8882-969D12BF7A1D}">
-  <ds:schemaRefs>
-    <ds:schemaRef ds:uri="http://schemas.microsoft.com/office/2006/metadata/properties"/>
-    <ds:schemaRef ds:uri="http://schemas.microsoft.com/office/infopath/2007/PartnerControls"/>
-    <ds:schemaRef ds:uri="15cbe5fe-a4ea-4c05-b898-23c40f76a47d"/>
-  </ds:schemaRefs>
-</ds:datastoreItem>
-</file>
-
-<file path=customXml/itemProps3.xml><?xml version="1.0" encoding="utf-8"?>
 <ds:datastoreItem xmlns:ds="http://schemas.openxmlformats.org/officeDocument/2006/customXml" ds:itemID="{B1A8F8A6-06CE-459D-B2DE-F6CEA2EE9D0E}">
   <ds:schemaRefs>
     <ds:schemaRef ds:uri="http://schemas.microsoft.com/office/2006/metadata/contentType"/>
@@ -3213,6 +3152,24 @@
 </ds:datastoreItem>
 </file>
 
+<file path=customXml/itemProps2.xml><?xml version="1.0" encoding="utf-8"?>
+<ds:datastoreItem xmlns:ds="http://schemas.openxmlformats.org/officeDocument/2006/customXml" ds:itemID="{4E456FB0-4CA7-4355-8882-969D12BF7A1D}">
+  <ds:schemaRefs>
+    <ds:schemaRef ds:uri="http://schemas.microsoft.com/office/2006/metadata/properties"/>
+    <ds:schemaRef ds:uri="http://schemas.microsoft.com/office/infopath/2007/PartnerControls"/>
+    <ds:schemaRef ds:uri="15cbe5fe-a4ea-4c05-b898-23c40f76a47d"/>
+  </ds:schemaRefs>
+</ds:datastoreItem>
+</file>
+
+<file path=customXml/itemProps3.xml><?xml version="1.0" encoding="utf-8"?>
+<ds:datastoreItem xmlns:ds="http://schemas.openxmlformats.org/officeDocument/2006/customXml" ds:itemID="{82CA82EA-5203-4622-B659-A52A37C0B2F5}">
+  <ds:schemaRefs>
+    <ds:schemaRef ds:uri="http://schemas.microsoft.com/sharepoint/v3/contenttype/forms"/>
+  </ds:schemaRefs>
+</ds:datastoreItem>
+</file>
+
 <file path=customXml/itemProps4.xml><?xml version="1.0" encoding="utf-8"?>
 <ds:datastoreItem xmlns:ds="http://schemas.openxmlformats.org/officeDocument/2006/customXml" ds:itemID="{8322C042-2345-4A68-BD8F-0CF1DB313AF2}">
   <ds:schemaRefs>
